--- a/Lab Manual Docs/Exp_03_JS_Form_Validation.docx
+++ b/Lab Manual Docs/Exp_03_JS_Form_Validation.docx
@@ -2,6 +2,352 @@
 <file path=word/document.xml><?xml version="1.0" encoding="utf-8"?>
 <w:document xmlns:wpc="http://schemas.microsoft.com/office/word/2010/wordprocessingCanvas" xmlns:mo="http://schemas.microsoft.com/office/mac/office/2008/main" xmlns:mc="http://schemas.openxmlformats.org/markup-compatibility/2006" xmlns:mv="urn:schemas-microsoft-com:mac:vml" xmlns:o="urn:schemas-microsoft-com:office:office" xmlns:r="http://schemas.openxmlformats.org/officeDocument/2006/relationships" xmlns:m="http://schemas.openxmlformats.org/officeDocument/2006/math" xmlns:v="urn:schemas-microsoft-com:vml" xmlns:wp14="http://schemas.microsoft.com/office/word/2010/wordprocessingDrawing" xmlns:wp="http://schemas.openxmlformats.org/drawingml/2006/wordprocessingDrawing" xmlns:w10="urn:schemas-microsoft-com:office:word" xmlns:w="http://schemas.openxmlformats.org/wordprocessingml/2006/main" xmlns:w14="http://schemas.microsoft.com/office/word/2010/wordml" xmlns:wpg="http://schemas.microsoft.com/office/word/2010/wordprocessingGroup" xmlns:wpi="http://schemas.microsoft.com/office/word/2010/wordprocessingInk" xmlns:wne="http://schemas.microsoft.com/office/word/2006/wordml" xmlns:wps="http://schemas.microsoft.com/office/word/2010/wordprocessingShape" mc:Ignorable="w14 wp14">
   <w:body>
+    <w:tbl>
+      <w:tblPr>
+        <w:tblW w:type="auto" w:w="0"/>
+        <w:jc w:val="center"/>
+        <w:tblLook w:firstColumn="1" w:firstRow="1" w:lastColumn="0" w:lastRow="0" w:noHBand="0" w:noVBand="1" w:val="04A0"/>
+        <w:tblBorders>
+          <w:top w:val="single" w:sz="8" w:space="0" w:color="000000"/>
+          <w:left w:val="single" w:sz="8" w:space="0" w:color="000000"/>
+          <w:bottom w:val="single" w:sz="8" w:space="0" w:color="000000"/>
+          <w:right w:val="single" w:sz="8" w:space="0" w:color="000000"/>
+          <w:insideH w:val="single" w:sz="8" w:space="0" w:color="000000"/>
+          <w:insideV w:val="single" w:sz="8" w:space="0" w:color="000000"/>
+        </w:tblBorders>
+      </w:tblPr>
+      <w:tblGrid>
+        <w:gridCol w:w="4320"/>
+        <w:gridCol w:w="4320"/>
+      </w:tblGrid>
+      <w:tr>
+        <w:tc>
+          <w:tcPr>
+            <w:tcW w:type="dxa" w:w="2592"/>
+            <w:tcMar>
+              <w:top w:w="100" w:type="dxa"/>
+              <w:bottom w:w="100" w:type="dxa"/>
+              <w:left w:w="140" w:type="dxa"/>
+              <w:right w:w="140" w:type="dxa"/>
+            </w:tcMar>
+          </w:tcPr>
+          <w:p>
+            <w:pPr>
+              <w:spacing w:before="0" w:after="0" w:line="276" w:lineRule="auto"/>
+              <w:jc w:val="left"/>
+            </w:pPr>
+            <w:r>
+              <w:rPr>
+                <w:rFonts w:ascii="Calibri" w:hAnsi="Calibri"/>
+                <w:b/>
+                <w:color w:val="000000"/>
+                <w:sz w:val="21"/>
+              </w:rPr>
+              <w:t>NAME</w:t>
+            </w:r>
+          </w:p>
+        </w:tc>
+        <w:tc>
+          <w:tcPr>
+            <w:tcW w:type="dxa" w:w="6768"/>
+            <w:tcMar>
+              <w:top w:w="100" w:type="dxa"/>
+              <w:bottom w:w="100" w:type="dxa"/>
+              <w:left w:w="140" w:type="dxa"/>
+              <w:right w:w="140" w:type="dxa"/>
+            </w:tcMar>
+          </w:tcPr>
+          <w:p>
+            <w:pPr>
+              <w:spacing w:before="0" w:after="0" w:line="276" w:lineRule="auto"/>
+              <w:jc w:val="left"/>
+            </w:pPr>
+            <w:r>
+              <w:rPr>
+                <w:rFonts w:ascii="Calibri" w:hAnsi="Calibri"/>
+                <w:color w:val="000000"/>
+                <w:sz w:val="21"/>
+              </w:rPr>
+              <w:t>Kimaya Teli</w:t>
+              <w:br/>
+              <w:t>Abhishek kumar Kairamkonda</w:t>
+              <w:br/>
+              <w:t>Krishna Somani</w:t>
+            </w:r>
+          </w:p>
+        </w:tc>
+      </w:tr>
+      <w:tr>
+        <w:tc>
+          <w:tcPr>
+            <w:tcW w:type="dxa" w:w="2592"/>
+            <w:tcMar>
+              <w:top w:w="100" w:type="dxa"/>
+              <w:bottom w:w="100" w:type="dxa"/>
+              <w:left w:w="140" w:type="dxa"/>
+              <w:right w:w="140" w:type="dxa"/>
+            </w:tcMar>
+          </w:tcPr>
+          <w:p>
+            <w:pPr>
+              <w:spacing w:before="0" w:after="0" w:line="276" w:lineRule="auto"/>
+              <w:jc w:val="left"/>
+            </w:pPr>
+            <w:r>
+              <w:rPr>
+                <w:rFonts w:ascii="Calibri" w:hAnsi="Calibri"/>
+                <w:b/>
+                <w:color w:val="000000"/>
+                <w:sz w:val="21"/>
+              </w:rPr>
+              <w:t>ROLL NO</w:t>
+            </w:r>
+          </w:p>
+        </w:tc>
+        <w:tc>
+          <w:tcPr>
+            <w:tcW w:type="dxa" w:w="6768"/>
+            <w:tcMar>
+              <w:top w:w="100" w:type="dxa"/>
+              <w:bottom w:w="100" w:type="dxa"/>
+              <w:left w:w="140" w:type="dxa"/>
+              <w:right w:w="140" w:type="dxa"/>
+            </w:tcMar>
+          </w:tcPr>
+          <w:p>
+            <w:pPr>
+              <w:spacing w:before="0" w:after="0" w:line="276" w:lineRule="auto"/>
+              <w:jc w:val="left"/>
+            </w:pPr>
+            <w:r>
+              <w:rPr>
+                <w:rFonts w:ascii="Calibri" w:hAnsi="Calibri"/>
+                <w:color w:val="000000"/>
+                <w:sz w:val="21"/>
+              </w:rPr>
+              <w:t>24102C0079</w:t>
+              <w:br/>
+              <w:t>24102C0085</w:t>
+              <w:br/>
+              <w:t>24102C0067</w:t>
+            </w:r>
+          </w:p>
+        </w:tc>
+      </w:tr>
+      <w:tr>
+        <w:tc>
+          <w:tcPr>
+            <w:tcW w:type="dxa" w:w="2592"/>
+            <w:tcMar>
+              <w:top w:w="100" w:type="dxa"/>
+              <w:bottom w:w="100" w:type="dxa"/>
+              <w:left w:w="140" w:type="dxa"/>
+              <w:right w:w="140" w:type="dxa"/>
+            </w:tcMar>
+          </w:tcPr>
+          <w:p>
+            <w:pPr>
+              <w:spacing w:before="0" w:after="0" w:line="276" w:lineRule="auto"/>
+              <w:jc w:val="left"/>
+            </w:pPr>
+            <w:r>
+              <w:rPr>
+                <w:rFonts w:ascii="Calibri" w:hAnsi="Calibri"/>
+                <w:b/>
+                <w:color w:val="000000"/>
+                <w:sz w:val="21"/>
+              </w:rPr>
+              <w:t>BRANCH</w:t>
+            </w:r>
+          </w:p>
+        </w:tc>
+        <w:tc>
+          <w:tcPr>
+            <w:tcW w:type="dxa" w:w="6768"/>
+            <w:tcMar>
+              <w:top w:w="100" w:type="dxa"/>
+              <w:bottom w:w="100" w:type="dxa"/>
+              <w:left w:w="140" w:type="dxa"/>
+              <w:right w:w="140" w:type="dxa"/>
+            </w:tcMar>
+          </w:tcPr>
+          <w:p>
+            <w:pPr>
+              <w:spacing w:before="0" w:after="0" w:line="276" w:lineRule="auto"/>
+              <w:jc w:val="left"/>
+            </w:pPr>
+            <w:r>
+              <w:rPr>
+                <w:rFonts w:ascii="Calibri" w:hAnsi="Calibri"/>
+                <w:color w:val="000000"/>
+                <w:sz w:val="21"/>
+              </w:rPr>
+              <w:t>CMPN</w:t>
+            </w:r>
+          </w:p>
+        </w:tc>
+      </w:tr>
+      <w:tr>
+        <w:tc>
+          <w:tcPr>
+            <w:tcW w:type="dxa" w:w="2592"/>
+            <w:tcMar>
+              <w:top w:w="100" w:type="dxa"/>
+              <w:bottom w:w="100" w:type="dxa"/>
+              <w:left w:w="140" w:type="dxa"/>
+              <w:right w:w="140" w:type="dxa"/>
+            </w:tcMar>
+          </w:tcPr>
+          <w:p>
+            <w:pPr>
+              <w:spacing w:before="0" w:after="0" w:line="276" w:lineRule="auto"/>
+              <w:jc w:val="left"/>
+            </w:pPr>
+            <w:r>
+              <w:rPr>
+                <w:rFonts w:ascii="Calibri" w:hAnsi="Calibri"/>
+                <w:b/>
+                <w:color w:val="000000"/>
+                <w:sz w:val="21"/>
+              </w:rPr>
+              <w:t>DIV</w:t>
+            </w:r>
+          </w:p>
+        </w:tc>
+        <w:tc>
+          <w:tcPr>
+            <w:tcW w:type="dxa" w:w="6768"/>
+            <w:tcMar>
+              <w:top w:w="100" w:type="dxa"/>
+              <w:bottom w:w="100" w:type="dxa"/>
+              <w:left w:w="140" w:type="dxa"/>
+              <w:right w:w="140" w:type="dxa"/>
+            </w:tcMar>
+          </w:tcPr>
+          <w:p>
+            <w:pPr>
+              <w:spacing w:before="0" w:after="0" w:line="276" w:lineRule="auto"/>
+              <w:jc w:val="left"/>
+            </w:pPr>
+            <w:r>
+              <w:rPr>
+                <w:rFonts w:ascii="Calibri" w:hAnsi="Calibri"/>
+                <w:color w:val="000000"/>
+                <w:sz w:val="21"/>
+              </w:rPr>
+              <w:t>C</w:t>
+            </w:r>
+          </w:p>
+        </w:tc>
+      </w:tr>
+      <w:tr>
+        <w:tc>
+          <w:tcPr>
+            <w:tcW w:type="dxa" w:w="2592"/>
+            <w:tcMar>
+              <w:top w:w="100" w:type="dxa"/>
+              <w:bottom w:w="100" w:type="dxa"/>
+              <w:left w:w="140" w:type="dxa"/>
+              <w:right w:w="140" w:type="dxa"/>
+            </w:tcMar>
+          </w:tcPr>
+          <w:p>
+            <w:pPr>
+              <w:spacing w:before="0" w:after="0" w:line="276" w:lineRule="auto"/>
+              <w:jc w:val="left"/>
+            </w:pPr>
+            <w:r>
+              <w:rPr>
+                <w:rFonts w:ascii="Calibri" w:hAnsi="Calibri"/>
+                <w:b/>
+                <w:color w:val="000000"/>
+                <w:sz w:val="21"/>
+              </w:rPr>
+              <w:t>SUBJECT</w:t>
+            </w:r>
+          </w:p>
+        </w:tc>
+        <w:tc>
+          <w:tcPr>
+            <w:tcW w:type="dxa" w:w="6768"/>
+            <w:tcMar>
+              <w:top w:w="100" w:type="dxa"/>
+              <w:bottom w:w="100" w:type="dxa"/>
+              <w:left w:w="140" w:type="dxa"/>
+              <w:right w:w="140" w:type="dxa"/>
+            </w:tcMar>
+          </w:tcPr>
+          <w:p>
+            <w:pPr>
+              <w:spacing w:before="0" w:after="0" w:line="276" w:lineRule="auto"/>
+              <w:jc w:val="left"/>
+            </w:pPr>
+            <w:r>
+              <w:rPr>
+                <w:rFonts w:ascii="Calibri" w:hAnsi="Calibri"/>
+                <w:color w:val="000000"/>
+                <w:sz w:val="21"/>
+              </w:rPr>
+              <w:t>WDL LAB</w:t>
+            </w:r>
+          </w:p>
+        </w:tc>
+      </w:tr>
+      <w:tr>
+        <w:tc>
+          <w:tcPr>
+            <w:tcW w:type="dxa" w:w="2592"/>
+            <w:tcMar>
+              <w:top w:w="100" w:type="dxa"/>
+              <w:bottom w:w="100" w:type="dxa"/>
+              <w:left w:w="140" w:type="dxa"/>
+              <w:right w:w="140" w:type="dxa"/>
+            </w:tcMar>
+          </w:tcPr>
+          <w:p>
+            <w:pPr>
+              <w:spacing w:before="0" w:after="0" w:line="276" w:lineRule="auto"/>
+              <w:jc w:val="left"/>
+            </w:pPr>
+            <w:r>
+              <w:rPr>
+                <w:rFonts w:ascii="Calibri" w:hAnsi="Calibri"/>
+                <w:b/>
+                <w:color w:val="000000"/>
+                <w:sz w:val="21"/>
+              </w:rPr>
+              <w:t>FACULTY</w:t>
+            </w:r>
+          </w:p>
+        </w:tc>
+        <w:tc>
+          <w:tcPr>
+            <w:tcW w:type="dxa" w:w="6768"/>
+            <w:tcMar>
+              <w:top w:w="100" w:type="dxa"/>
+              <w:bottom w:w="100" w:type="dxa"/>
+              <w:left w:w="140" w:type="dxa"/>
+              <w:right w:w="140" w:type="dxa"/>
+            </w:tcMar>
+          </w:tcPr>
+          <w:p>
+            <w:pPr>
+              <w:spacing w:before="0" w:after="0" w:line="276" w:lineRule="auto"/>
+              <w:jc w:val="left"/>
+            </w:pPr>
+            <w:r>
+              <w:rPr>
+                <w:rFonts w:ascii="Calibri" w:hAnsi="Calibri"/>
+                <w:color w:val="000000"/>
+                <w:sz w:val="21"/>
+              </w:rPr>
+              <w:t>Dr. Ravindra Sangle</w:t>
+            </w:r>
+          </w:p>
+        </w:tc>
+      </w:tr>
+    </w:tbl>
+    <w:p/>
     <w:p>
       <w:pPr>
         <w:jc w:val="center"/>

--- a/Lab Manual Docs/Exp_03_JS_Form_Validation.docx
+++ b/Lab Manual Docs/Exp_03_JS_Form_Validation.docx
@@ -17,8 +17,8 @@
         </w:tblBorders>
       </w:tblPr>
       <w:tblGrid>
-        <w:gridCol w:w="4320"/>
-        <w:gridCol w:w="4320"/>
+        <w:gridCol w:w="4680"/>
+        <w:gridCol w:w="4680"/>
       </w:tblGrid>
       <w:tr>
         <w:tc>
@@ -356,7 +356,7 @@
         <w:rPr>
           <w:rFonts w:ascii="Calibri" w:hAnsi="Calibri"/>
           <w:b/>
-          <w:color w:val="555555"/>
+          <w:color w:val="444444"/>
           <w:sz w:val="26"/>
         </w:rPr>
         <w:t>SOFTWARE ENGINEERING &amp; WEB DEVELOPMENT LAB MANUAL</w:t>
@@ -370,7 +370,7 @@
         <w:rPr>
           <w:rFonts w:ascii="Calibri" w:hAnsi="Calibri"/>
           <w:i/>
-          <w:color w:val="7F8C8D"/>
+          <w:color w:val="666666"/>
           <w:sz w:val="20"/>
         </w:rPr>
         <w:t>PROJECT CASE STUDY: LEDGERLY — INVOICE &amp; QUOTATION GENERATOR PWA</w:t>
@@ -379,6 +379,7 @@
     <w:p>
       <w:pPr>
         <w:pStyle w:val="Heading1"/>
+        <w:spacing w:before="280" w:after="80"/>
         <w:jc w:val="left"/>
       </w:pPr>
       <w:r>
@@ -386,7 +387,7 @@
           <w:rFonts w:ascii="Calibri" w:hAnsi="Calibri"/>
           <w:b/>
           <w:color w:val="1B4D4B"/>
-          <w:sz w:val="32"/>
+          <w:sz w:val="30"/>
         </w:rPr>
         <w:t>Experiment No. 3: JavaScript Form Validation</w:t>
       </w:r>
@@ -395,132 +396,229 @@
     <w:p>
       <w:pPr>
         <w:pStyle w:val="Heading2"/>
+        <w:spacing w:before="200" w:after="60"/>
       </w:pPr>
       <w:r>
         <w:rPr>
           <w:rFonts w:ascii="Calibri" w:hAnsi="Calibri"/>
           <w:b/>
           <w:color w:val="2C3E50"/>
-          <w:sz w:val="26"/>
+          <w:sz w:val="25"/>
         </w:rPr>
-        <w:t>1. Pre-Requisites</w:t>
+        <w:t>1. Aim &amp; Objectives</w:t>
       </w:r>
     </w:p>
     <w:p>
+      <w:pPr>
+        <w:spacing w:before="0" w:after="90" w:line="276" w:lineRule="auto"/>
+      </w:pPr>
       <w:r>
-        <w:t>• Comprehensive understanding of JavaScript DOM manipulation (document.getElementById, querySelector).</w:t>
-        <w:br/>
-        <w:t>• Knowledge of form submit lifecycle, event listeners, and preventDefault() / return false controls.</w:t>
-        <w:br/>
-        <w:t>• Familiarity with Regular Expressions (RegEx) for string parsing, pattern validation, and sanitization.</w:t>
-        <w:br/>
-        <w:t>• Principles of user feedback: inline visual field highlighting and non-intrusive toast alerts.</w:t>
+        <w:rPr>
+          <w:rFonts w:ascii="Calibri" w:hAnsi="Calibri"/>
+          <w:color w:val="1A202C"/>
+          <w:sz w:val="21"/>
+        </w:rPr>
+        <w:t>The objective of this experiment is to design and implement rigorous client-side form validation mechanisms using ECMAScript 2022 and Regular Expressions (RegEx) to ensure data integrity across invoice documents.</w:t>
+      </w:r>
+    </w:p>
+    <w:p>
+      <w:pPr>
+        <w:spacing w:before="0" w:after="90" w:line="276" w:lineRule="auto"/>
+      </w:pPr>
+      <w:r>
+        <w:rPr>
+          <w:rFonts w:ascii="Calibri" w:hAnsi="Calibri"/>
+          <w:color w:val="1A202C"/>
+          <w:sz w:val="21"/>
+        </w:rPr>
+        <w:t>Key Specific Objectives:</w:t>
+      </w:r>
+    </w:p>
+    <w:p>
+      <w:pPr>
+        <w:pStyle w:val="ListBullet"/>
+        <w:spacing w:before="0" w:after="50" w:line="276" w:lineRule="auto"/>
+      </w:pPr>
+      <w:r>
+        <w:rPr>
+          <w:rFonts w:ascii="Calibri" w:hAnsi="Calibri"/>
+          <w:b/>
+          <w:color w:val="1A202C"/>
+          <w:sz w:val="21"/>
+        </w:rPr>
+        <w:t xml:space="preserve">RegEx Formulation: </w:t>
+      </w:r>
+      <w:r>
+        <w:rPr>
+          <w:rFonts w:ascii="Calibri" w:hAnsi="Calibri"/>
+          <w:color w:val="1A202C"/>
+          <w:sz w:val="21"/>
+        </w:rPr>
+        <w:t>Construct deterministic Regular Expressions validating Indian GSTINs, Phone numbers, and Email addresses.</w:t>
+      </w:r>
+    </w:p>
+    <w:p>
+      <w:pPr>
+        <w:pStyle w:val="ListBullet"/>
+        <w:spacing w:before="0" w:after="50" w:line="276" w:lineRule="auto"/>
+      </w:pPr>
+      <w:r>
+        <w:rPr>
+          <w:rFonts w:ascii="Calibri" w:hAnsi="Calibri"/>
+          <w:b/>
+          <w:color w:val="1A202C"/>
+          <w:sz w:val="21"/>
+        </w:rPr>
+        <w:t xml:space="preserve">Real-time UX: </w:t>
+      </w:r>
+      <w:r>
+        <w:rPr>
+          <w:rFonts w:ascii="Calibri" w:hAnsi="Calibri"/>
+          <w:color w:val="1A202C"/>
+          <w:sz w:val="21"/>
+        </w:rPr>
+        <w:t>Implement real-time visual feedback states (has-error classes, error labels) on input events.</w:t>
+      </w:r>
+    </w:p>
+    <w:p>
+      <w:pPr>
+        <w:pStyle w:val="ListBullet"/>
+        <w:spacing w:before="0" w:after="50" w:line="276" w:lineRule="auto"/>
+      </w:pPr>
+      <w:r>
+        <w:rPr>
+          <w:rFonts w:ascii="Calibri" w:hAnsi="Calibri"/>
+          <w:b/>
+          <w:color w:val="1A202C"/>
+          <w:sz w:val="21"/>
+        </w:rPr>
+        <w:t xml:space="preserve">Financial Constraints: </w:t>
+      </w:r>
+      <w:r>
+        <w:rPr>
+          <w:rFonts w:ascii="Calibri" w:hAnsi="Calibri"/>
+          <w:color w:val="1A202C"/>
+          <w:sz w:val="21"/>
+        </w:rPr>
+        <w:t>Validate complex financial constraints (non-negative line quantities, valid unit rates, date chronologies).</w:t>
+      </w:r>
+    </w:p>
+    <w:p>
+      <w:pPr>
+        <w:pStyle w:val="ListBullet"/>
+        <w:spacing w:before="0" w:after="50" w:line="276" w:lineRule="auto"/>
+      </w:pPr>
+      <w:r>
+        <w:rPr>
+          <w:rFonts w:ascii="Calibri" w:hAnsi="Calibri"/>
+          <w:b/>
+          <w:color w:val="1A202C"/>
+          <w:sz w:val="21"/>
+        </w:rPr>
+        <w:t xml:space="preserve">Input Sanitization: </w:t>
+      </w:r>
+      <w:r>
+        <w:rPr>
+          <w:rFonts w:ascii="Calibri" w:hAnsi="Calibri"/>
+          <w:color w:val="1A202C"/>
+          <w:sz w:val="21"/>
+        </w:rPr>
+        <w:t>Sanitize user inputs to prevent cross-site scripting (XSS) during document rendering.</w:t>
       </w:r>
     </w:p>
     <w:p>
       <w:pPr>
         <w:pStyle w:val="Heading2"/>
+        <w:spacing w:before="200" w:after="60"/>
       </w:pPr>
       <w:r>
         <w:rPr>
           <w:rFonts w:ascii="Calibri" w:hAnsi="Calibri"/>
           <w:b/>
           <w:color w:val="2C3E50"/>
-          <w:sz w:val="26"/>
+          <w:sz w:val="25"/>
         </w:rPr>
-        <w:t>2. Objective</w:t>
+        <w:t>2. Pre-Requisites</w:t>
       </w:r>
     </w:p>
     <w:p>
+      <w:pPr>
+        <w:pStyle w:val="ListBullet"/>
+        <w:spacing w:before="0" w:after="50" w:line="276" w:lineRule="auto"/>
+      </w:pPr>
       <w:r>
-        <w:t>To develop robust client-side JavaScript validation functions for Ledgerly to validate:</w:t>
-        <w:br/>
-        <w:t>1. User Registration Form: Name (alphabets, min 3 chars), Email (RFC-compliant format), Password (min 6 chars), Mobile (exactly 10 digits).</w:t>
-        <w:br/>
-        <w:t>2. Enterprise Profile Form: Business Name, GSTIN pattern (2 digits, 10 alphanumeric PAN, 1 entity digit, Z, 1 checksum), and UPI ID (@bank).</w:t>
-        <w:br/>
-        <w:t>3. Invoice Builder Form: Customer Name (not empty), Item Description, Quantity (&gt;0), Unit Price (&gt;=0), and Tax Percentage (0 to 100%).</w:t>
+        <w:rPr>
+          <w:rFonts w:ascii="Calibri" w:hAnsi="Calibri"/>
+          <w:color w:val="1A202C"/>
+          <w:sz w:val="21"/>
+        </w:rPr>
+        <w:t>JavaScript event-driven programming (EventTarget, addEventListener, submit event prevention).</w:t>
+      </w:r>
+    </w:p>
+    <w:p>
+      <w:pPr>
+        <w:pStyle w:val="ListBullet"/>
+        <w:spacing w:before="0" w:after="50" w:line="276" w:lineRule="auto"/>
+      </w:pPr>
+      <w:r>
+        <w:rPr>
+          <w:rFonts w:ascii="Calibri" w:hAnsi="Calibri"/>
+          <w:color w:val="1A202C"/>
+          <w:sz w:val="21"/>
+        </w:rPr>
+        <w:t>Formal language theory, finite automata, and Regular Expression syntax (character classes, quantifiers, anchors).</w:t>
       </w:r>
     </w:p>
     <w:p>
       <w:pPr>
         <w:pStyle w:val="Heading2"/>
+        <w:spacing w:before="200" w:after="60"/>
       </w:pPr>
       <w:r>
         <w:rPr>
           <w:rFonts w:ascii="Calibri" w:hAnsi="Calibri"/>
           <w:b/>
           <w:color w:val="2C3E50"/>
-          <w:sz w:val="26"/>
+          <w:sz w:val="25"/>
         </w:rPr>
-        <w:t>3. Theory</w:t>
-      </w:r>
-    </w:p>
-    <w:p>
-      <w:pPr>
-        <w:pStyle w:val="Heading3"/>
-      </w:pPr>
-      <w:r>
-        <w:rPr>
-          <w:rFonts w:ascii="Calibri" w:hAnsi="Calibri"/>
-          <w:b/>
-          <w:color w:val="34495E"/>
-          <w:sz w:val="22"/>
-        </w:rPr>
-        <w:t>3.1 Importance of Client-Side Validation</w:t>
-      </w:r>
-    </w:p>
-    <w:p>
-      <w:r>
-        <w:t>Client-side validation is the first line of defense in web applications. It serves critical purposes:</w:t>
-        <w:br/>
-        <w:t>• Immediate Feedback: Highlights user input errors instantly before processing without waiting for server response.</w:t>
-        <w:br/>
-        <w:t>• Network &amp; Memory Optimization: Stops malformed payloads from polluting persistent local/remote databases.</w:t>
-        <w:br/>
-        <w:t>• Prevention of Financial Corruption: Ensures that negative prices, non-numeric quantities, or corrupt tax rates do not compromise ledger integrity.</w:t>
-      </w:r>
-    </w:p>
-    <w:p>
-      <w:pPr>
-        <w:pStyle w:val="Heading3"/>
-      </w:pPr>
-      <w:r>
-        <w:rPr>
-          <w:rFonts w:ascii="Calibri" w:hAnsi="Calibri"/>
-          <w:b/>
-          <w:color w:val="34495E"/>
-          <w:sz w:val="22"/>
-        </w:rPr>
-        <w:t>3.2 Regular Expressions Employed</w:t>
+        <w:t>Hardware &amp; Software Requirements</w:t>
       </w:r>
     </w:p>
     <w:tbl>
       <w:tblPr>
         <w:tblW w:type="auto" w:w="0"/>
         <w:jc w:val="center"/>
-        <w:tblLayout w:type="autofit"/>
+        <w:tblLayout w:type="fixed"/>
         <w:tblLook w:firstColumn="1" w:firstRow="1" w:lastColumn="0" w:lastRow="0" w:noHBand="0" w:noVBand="1" w:val="04A0"/>
+        <w:tblBorders>
+          <w:top w:val="single" w:sz="4" w:space="0" w:color="D1D5DB"/>
+          <w:left w:val="single" w:sz="4" w:space="0" w:color="D1D5DB"/>
+          <w:bottom w:val="single" w:sz="4" w:space="0" w:color="D1D5DB"/>
+          <w:right w:val="single" w:sz="4" w:space="0" w:color="D1D5DB"/>
+          <w:insideH w:val="single" w:sz="4" w:space="0" w:color="D1D5DB"/>
+          <w:insideV w:val="single" w:sz="4" w:space="0" w:color="D1D5DB"/>
+        </w:tblBorders>
       </w:tblPr>
       <w:tblGrid>
-        <w:gridCol w:w="2880"/>
-        <w:gridCol w:w="2880"/>
-        <w:gridCol w:w="2880"/>
+        <w:gridCol w:w="3120"/>
+        <w:gridCol w:w="3120"/>
+        <w:gridCol w:w="3120"/>
       </w:tblGrid>
       <w:tr>
         <w:tc>
           <w:tcPr>
-            <w:tcW w:type="dxa" w:w="2880"/>
+            <w:tcW w:type="dxa" w:w="2160"/>
             <w:shd w:val="clear" w:color="auto" w:fill="1B4D4B"/>
             <w:tcMar>
               <w:top w:w="120" w:type="dxa"/>
               <w:bottom w:w="120" w:type="dxa"/>
-              <w:left w:w="150" w:type="dxa"/>
-              <w:right w:w="150" w:type="dxa"/>
+              <w:left w:w="140" w:type="dxa"/>
+              <w:right w:w="140" w:type="dxa"/>
             </w:tcMar>
           </w:tcPr>
           <w:p>
             <w:pPr>
+              <w:spacing w:before="0" w:after="0"/>
               <w:jc w:val="left"/>
             </w:pPr>
             <w:r>
@@ -530,23 +628,957 @@
                 <w:color w:val="FFFFFF"/>
                 <w:sz w:val="20"/>
               </w:rPr>
-              <w:t>Validation Target</w:t>
+              <w:t>Category</w:t>
             </w:r>
           </w:p>
         </w:tc>
         <w:tc>
           <w:tcPr>
-            <w:tcW w:type="dxa" w:w="2880"/>
+            <w:tcW w:type="dxa" w:w="3168"/>
             <w:shd w:val="clear" w:color="auto" w:fill="1B4D4B"/>
             <w:tcMar>
               <w:top w:w="120" w:type="dxa"/>
               <w:bottom w:w="120" w:type="dxa"/>
-              <w:left w:w="150" w:type="dxa"/>
-              <w:right w:w="150" w:type="dxa"/>
+              <w:left w:w="140" w:type="dxa"/>
+              <w:right w:w="140" w:type="dxa"/>
             </w:tcMar>
           </w:tcPr>
           <w:p>
             <w:pPr>
+              <w:spacing w:before="0" w:after="0"/>
+              <w:jc w:val="left"/>
+            </w:pPr>
+            <w:r>
+              <w:rPr>
+                <w:rFonts w:ascii="Calibri" w:hAnsi="Calibri"/>
+                <w:b/>
+                <w:color w:val="FFFFFF"/>
+                <w:sz w:val="20"/>
+              </w:rPr>
+              <w:t>Component / Specification</w:t>
+            </w:r>
+          </w:p>
+        </w:tc>
+        <w:tc>
+          <w:tcPr>
+            <w:tcW w:type="dxa" w:w="4032"/>
+            <w:shd w:val="clear" w:color="auto" w:fill="1B4D4B"/>
+            <w:tcMar>
+              <w:top w:w="120" w:type="dxa"/>
+              <w:bottom w:w="120" w:type="dxa"/>
+              <w:left w:w="140" w:type="dxa"/>
+              <w:right w:w="140" w:type="dxa"/>
+            </w:tcMar>
+          </w:tcPr>
+          <w:p>
+            <w:pPr>
+              <w:spacing w:before="0" w:after="0"/>
+              <w:jc w:val="left"/>
+            </w:pPr>
+            <w:r>
+              <w:rPr>
+                <w:rFonts w:ascii="Calibri" w:hAnsi="Calibri"/>
+                <w:b/>
+                <w:color w:val="FFFFFF"/>
+                <w:sz w:val="20"/>
+              </w:rPr>
+              <w:t>Minimum Recommended Configuration</w:t>
+            </w:r>
+          </w:p>
+        </w:tc>
+      </w:tr>
+      <w:tr>
+        <w:tc>
+          <w:tcPr>
+            <w:tcW w:type="dxa" w:w="2160"/>
+            <w:shd w:val="clear" w:color="auto" w:fill="FFFFFF"/>
+            <w:tcMar>
+              <w:top w:w="100" w:type="dxa"/>
+              <w:bottom w:w="100" w:type="dxa"/>
+              <w:left w:w="140" w:type="dxa"/>
+              <w:right w:w="140" w:type="dxa"/>
+            </w:tcMar>
+          </w:tcPr>
+          <w:p>
+            <w:pPr>
+              <w:spacing w:before="0" w:after="0" w:line="276" w:lineRule="auto"/>
+              <w:jc w:val="left"/>
+            </w:pPr>
+            <w:r>
+              <w:rPr>
+                <w:rFonts w:ascii="Calibri" w:hAnsi="Calibri"/>
+                <w:color w:val="1A202C"/>
+                <w:sz w:val="19"/>
+              </w:rPr>
+              <w:t>Hardware</w:t>
+            </w:r>
+          </w:p>
+        </w:tc>
+        <w:tc>
+          <w:tcPr>
+            <w:tcW w:type="dxa" w:w="3168"/>
+            <w:shd w:val="clear" w:color="auto" w:fill="FFFFFF"/>
+            <w:tcMar>
+              <w:top w:w="100" w:type="dxa"/>
+              <w:bottom w:w="100" w:type="dxa"/>
+              <w:left w:w="140" w:type="dxa"/>
+              <w:right w:w="140" w:type="dxa"/>
+            </w:tcMar>
+          </w:tcPr>
+          <w:p>
+            <w:pPr>
+              <w:spacing w:before="0" w:after="0" w:line="276" w:lineRule="auto"/>
+              <w:jc w:val="left"/>
+            </w:pPr>
+            <w:r>
+              <w:rPr>
+                <w:rFonts w:ascii="Calibri" w:hAnsi="Calibri"/>
+                <w:color w:val="1A202C"/>
+                <w:sz w:val="19"/>
+              </w:rPr>
+              <w:t>Processor / CPU</w:t>
+            </w:r>
+          </w:p>
+        </w:tc>
+        <w:tc>
+          <w:tcPr>
+            <w:tcW w:type="dxa" w:w="4032"/>
+            <w:shd w:val="clear" w:color="auto" w:fill="FFFFFF"/>
+            <w:tcMar>
+              <w:top w:w="100" w:type="dxa"/>
+              <w:bottom w:w="100" w:type="dxa"/>
+              <w:left w:w="140" w:type="dxa"/>
+              <w:right w:w="140" w:type="dxa"/>
+            </w:tcMar>
+          </w:tcPr>
+          <w:p>
+            <w:pPr>
+              <w:spacing w:before="0" w:after="0" w:line="276" w:lineRule="auto"/>
+              <w:jc w:val="left"/>
+            </w:pPr>
+            <w:r>
+              <w:rPr>
+                <w:rFonts w:ascii="Calibri" w:hAnsi="Calibri"/>
+                <w:color w:val="1A202C"/>
+                <w:sz w:val="19"/>
+              </w:rPr>
+              <w:t>Intel Core i5 / AMD Ryzen 5 or higher (minimum 2.0 GHz)</w:t>
+            </w:r>
+          </w:p>
+        </w:tc>
+      </w:tr>
+      <w:tr>
+        <w:tc>
+          <w:tcPr>
+            <w:tcW w:type="dxa" w:w="2160"/>
+            <w:shd w:val="clear" w:color="auto" w:fill="F7FAFC"/>
+            <w:tcMar>
+              <w:top w:w="100" w:type="dxa"/>
+              <w:bottom w:w="100" w:type="dxa"/>
+              <w:left w:w="140" w:type="dxa"/>
+              <w:right w:w="140" w:type="dxa"/>
+            </w:tcMar>
+          </w:tcPr>
+          <w:p>
+            <w:pPr>
+              <w:spacing w:before="0" w:after="0" w:line="276" w:lineRule="auto"/>
+              <w:jc w:val="left"/>
+            </w:pPr>
+            <w:r>
+              <w:rPr>
+                <w:rFonts w:ascii="Calibri" w:hAnsi="Calibri"/>
+                <w:color w:val="1A202C"/>
+                <w:sz w:val="19"/>
+              </w:rPr>
+              <w:t>Hardware</w:t>
+            </w:r>
+          </w:p>
+        </w:tc>
+        <w:tc>
+          <w:tcPr>
+            <w:tcW w:type="dxa" w:w="3168"/>
+            <w:shd w:val="clear" w:color="auto" w:fill="F7FAFC"/>
+            <w:tcMar>
+              <w:top w:w="100" w:type="dxa"/>
+              <w:bottom w:w="100" w:type="dxa"/>
+              <w:left w:w="140" w:type="dxa"/>
+              <w:right w:w="140" w:type="dxa"/>
+            </w:tcMar>
+          </w:tcPr>
+          <w:p>
+            <w:pPr>
+              <w:spacing w:before="0" w:after="0" w:line="276" w:lineRule="auto"/>
+              <w:jc w:val="left"/>
+            </w:pPr>
+            <w:r>
+              <w:rPr>
+                <w:rFonts w:ascii="Calibri" w:hAnsi="Calibri"/>
+                <w:color w:val="1A202C"/>
+                <w:sz w:val="19"/>
+              </w:rPr>
+              <w:t>System Memory (RAM)</w:t>
+            </w:r>
+          </w:p>
+        </w:tc>
+        <w:tc>
+          <w:tcPr>
+            <w:tcW w:type="dxa" w:w="4032"/>
+            <w:shd w:val="clear" w:color="auto" w:fill="F7FAFC"/>
+            <w:tcMar>
+              <w:top w:w="100" w:type="dxa"/>
+              <w:bottom w:w="100" w:type="dxa"/>
+              <w:left w:w="140" w:type="dxa"/>
+              <w:right w:w="140" w:type="dxa"/>
+            </w:tcMar>
+          </w:tcPr>
+          <w:p>
+            <w:pPr>
+              <w:spacing w:before="0" w:after="0" w:line="276" w:lineRule="auto"/>
+              <w:jc w:val="left"/>
+            </w:pPr>
+            <w:r>
+              <w:rPr>
+                <w:rFonts w:ascii="Calibri" w:hAnsi="Calibri"/>
+                <w:color w:val="1A202C"/>
+                <w:sz w:val="19"/>
+              </w:rPr>
+              <w:t>8.0 GB RAM or higher recommended</w:t>
+            </w:r>
+          </w:p>
+        </w:tc>
+      </w:tr>
+      <w:tr>
+        <w:tc>
+          <w:tcPr>
+            <w:tcW w:type="dxa" w:w="2160"/>
+            <w:shd w:val="clear" w:color="auto" w:fill="FFFFFF"/>
+            <w:tcMar>
+              <w:top w:w="100" w:type="dxa"/>
+              <w:bottom w:w="100" w:type="dxa"/>
+              <w:left w:w="140" w:type="dxa"/>
+              <w:right w:w="140" w:type="dxa"/>
+            </w:tcMar>
+          </w:tcPr>
+          <w:p>
+            <w:pPr>
+              <w:spacing w:before="0" w:after="0" w:line="276" w:lineRule="auto"/>
+              <w:jc w:val="left"/>
+            </w:pPr>
+            <w:r>
+              <w:rPr>
+                <w:rFonts w:ascii="Calibri" w:hAnsi="Calibri"/>
+                <w:color w:val="1A202C"/>
+                <w:sz w:val="19"/>
+              </w:rPr>
+              <w:t>Hardware</w:t>
+            </w:r>
+          </w:p>
+        </w:tc>
+        <w:tc>
+          <w:tcPr>
+            <w:tcW w:type="dxa" w:w="3168"/>
+            <w:shd w:val="clear" w:color="auto" w:fill="FFFFFF"/>
+            <w:tcMar>
+              <w:top w:w="100" w:type="dxa"/>
+              <w:bottom w:w="100" w:type="dxa"/>
+              <w:left w:w="140" w:type="dxa"/>
+              <w:right w:w="140" w:type="dxa"/>
+            </w:tcMar>
+          </w:tcPr>
+          <w:p>
+            <w:pPr>
+              <w:spacing w:before="0" w:after="0" w:line="276" w:lineRule="auto"/>
+              <w:jc w:val="left"/>
+            </w:pPr>
+            <w:r>
+              <w:rPr>
+                <w:rFonts w:ascii="Calibri" w:hAnsi="Calibri"/>
+                <w:color w:val="1A202C"/>
+                <w:sz w:val="19"/>
+              </w:rPr>
+              <w:t>Storage / Disk</w:t>
+            </w:r>
+          </w:p>
+        </w:tc>
+        <w:tc>
+          <w:tcPr>
+            <w:tcW w:type="dxa" w:w="4032"/>
+            <w:shd w:val="clear" w:color="auto" w:fill="FFFFFF"/>
+            <w:tcMar>
+              <w:top w:w="100" w:type="dxa"/>
+              <w:bottom w:w="100" w:type="dxa"/>
+              <w:left w:w="140" w:type="dxa"/>
+              <w:right w:w="140" w:type="dxa"/>
+            </w:tcMar>
+          </w:tcPr>
+          <w:p>
+            <w:pPr>
+              <w:spacing w:before="0" w:after="0" w:line="276" w:lineRule="auto"/>
+              <w:jc w:val="left"/>
+            </w:pPr>
+            <w:r>
+              <w:rPr>
+                <w:rFonts w:ascii="Calibri" w:hAnsi="Calibri"/>
+                <w:color w:val="1A202C"/>
+                <w:sz w:val="19"/>
+              </w:rPr>
+              <w:t>256 GB SSD (Minimum 500 MB free workspace space)</w:t>
+            </w:r>
+          </w:p>
+        </w:tc>
+      </w:tr>
+      <w:tr>
+        <w:tc>
+          <w:tcPr>
+            <w:tcW w:type="dxa" w:w="2160"/>
+            <w:shd w:val="clear" w:color="auto" w:fill="F7FAFC"/>
+            <w:tcMar>
+              <w:top w:w="100" w:type="dxa"/>
+              <w:bottom w:w="100" w:type="dxa"/>
+              <w:left w:w="140" w:type="dxa"/>
+              <w:right w:w="140" w:type="dxa"/>
+            </w:tcMar>
+          </w:tcPr>
+          <w:p>
+            <w:pPr>
+              <w:spacing w:before="0" w:after="0" w:line="276" w:lineRule="auto"/>
+              <w:jc w:val="left"/>
+            </w:pPr>
+            <w:r>
+              <w:rPr>
+                <w:rFonts w:ascii="Calibri" w:hAnsi="Calibri"/>
+                <w:color w:val="1A202C"/>
+                <w:sz w:val="19"/>
+              </w:rPr>
+              <w:t>Hardware</w:t>
+            </w:r>
+          </w:p>
+        </w:tc>
+        <w:tc>
+          <w:tcPr>
+            <w:tcW w:type="dxa" w:w="3168"/>
+            <w:shd w:val="clear" w:color="auto" w:fill="F7FAFC"/>
+            <w:tcMar>
+              <w:top w:w="100" w:type="dxa"/>
+              <w:bottom w:w="100" w:type="dxa"/>
+              <w:left w:w="140" w:type="dxa"/>
+              <w:right w:w="140" w:type="dxa"/>
+            </w:tcMar>
+          </w:tcPr>
+          <w:p>
+            <w:pPr>
+              <w:spacing w:before="0" w:after="0" w:line="276" w:lineRule="auto"/>
+              <w:jc w:val="left"/>
+            </w:pPr>
+            <w:r>
+              <w:rPr>
+                <w:rFonts w:ascii="Calibri" w:hAnsi="Calibri"/>
+                <w:color w:val="1A202C"/>
+                <w:sz w:val="19"/>
+              </w:rPr>
+              <w:t>Display / Resolution</w:t>
+            </w:r>
+          </w:p>
+        </w:tc>
+        <w:tc>
+          <w:tcPr>
+            <w:tcW w:type="dxa" w:w="4032"/>
+            <w:shd w:val="clear" w:color="auto" w:fill="F7FAFC"/>
+            <w:tcMar>
+              <w:top w:w="100" w:type="dxa"/>
+              <w:bottom w:w="100" w:type="dxa"/>
+              <w:left w:w="140" w:type="dxa"/>
+              <w:right w:w="140" w:type="dxa"/>
+            </w:tcMar>
+          </w:tcPr>
+          <w:p>
+            <w:pPr>
+              <w:spacing w:before="0" w:after="0" w:line="276" w:lineRule="auto"/>
+              <w:jc w:val="left"/>
+            </w:pPr>
+            <w:r>
+              <w:rPr>
+                <w:rFonts w:ascii="Calibri" w:hAnsi="Calibri"/>
+                <w:color w:val="1A202C"/>
+                <w:sz w:val="19"/>
+              </w:rPr>
+              <w:t>1920 x 1080 Full HD (Responsive down to 360 x 640 mobile viewports)</w:t>
+            </w:r>
+          </w:p>
+        </w:tc>
+      </w:tr>
+      <w:tr>
+        <w:tc>
+          <w:tcPr>
+            <w:tcW w:type="dxa" w:w="2160"/>
+            <w:shd w:val="clear" w:color="auto" w:fill="FFFFFF"/>
+            <w:tcMar>
+              <w:top w:w="100" w:type="dxa"/>
+              <w:bottom w:w="100" w:type="dxa"/>
+              <w:left w:w="140" w:type="dxa"/>
+              <w:right w:w="140" w:type="dxa"/>
+            </w:tcMar>
+          </w:tcPr>
+          <w:p>
+            <w:pPr>
+              <w:spacing w:before="0" w:after="0" w:line="276" w:lineRule="auto"/>
+              <w:jc w:val="left"/>
+            </w:pPr>
+            <w:r>
+              <w:rPr>
+                <w:rFonts w:ascii="Calibri" w:hAnsi="Calibri"/>
+                <w:color w:val="1A202C"/>
+                <w:sz w:val="19"/>
+              </w:rPr>
+              <w:t>Software / Runtime</w:t>
+            </w:r>
+          </w:p>
+        </w:tc>
+        <w:tc>
+          <w:tcPr>
+            <w:tcW w:type="dxa" w:w="3168"/>
+            <w:shd w:val="clear" w:color="auto" w:fill="FFFFFF"/>
+            <w:tcMar>
+              <w:top w:w="100" w:type="dxa"/>
+              <w:bottom w:w="100" w:type="dxa"/>
+              <w:left w:w="140" w:type="dxa"/>
+              <w:right w:w="140" w:type="dxa"/>
+            </w:tcMar>
+          </w:tcPr>
+          <w:p>
+            <w:pPr>
+              <w:spacing w:before="0" w:after="0" w:line="276" w:lineRule="auto"/>
+              <w:jc w:val="left"/>
+            </w:pPr>
+            <w:r>
+              <w:rPr>
+                <w:rFonts w:ascii="Calibri" w:hAnsi="Calibri"/>
+                <w:color w:val="1A202C"/>
+                <w:sz w:val="19"/>
+              </w:rPr>
+              <w:t>Operating System</w:t>
+            </w:r>
+          </w:p>
+        </w:tc>
+        <w:tc>
+          <w:tcPr>
+            <w:tcW w:type="dxa" w:w="4032"/>
+            <w:shd w:val="clear" w:color="auto" w:fill="FFFFFF"/>
+            <w:tcMar>
+              <w:top w:w="100" w:type="dxa"/>
+              <w:bottom w:w="100" w:type="dxa"/>
+              <w:left w:w="140" w:type="dxa"/>
+              <w:right w:w="140" w:type="dxa"/>
+            </w:tcMar>
+          </w:tcPr>
+          <w:p>
+            <w:pPr>
+              <w:spacing w:before="0" w:after="0" w:line="276" w:lineRule="auto"/>
+              <w:jc w:val="left"/>
+            </w:pPr>
+            <w:r>
+              <w:rPr>
+                <w:rFonts w:ascii="Calibri" w:hAnsi="Calibri"/>
+                <w:color w:val="1A202C"/>
+                <w:sz w:val="19"/>
+              </w:rPr>
+              <w:t>Windows 11 / 10 (64-bit) / Ubuntu Linux / macOS</w:t>
+            </w:r>
+          </w:p>
+        </w:tc>
+      </w:tr>
+      <w:tr>
+        <w:tc>
+          <w:tcPr>
+            <w:tcW w:type="dxa" w:w="2160"/>
+            <w:shd w:val="clear" w:color="auto" w:fill="F7FAFC"/>
+            <w:tcMar>
+              <w:top w:w="100" w:type="dxa"/>
+              <w:bottom w:w="100" w:type="dxa"/>
+              <w:left w:w="140" w:type="dxa"/>
+              <w:right w:w="140" w:type="dxa"/>
+            </w:tcMar>
+          </w:tcPr>
+          <w:p>
+            <w:pPr>
+              <w:spacing w:before="0" w:after="0" w:line="276" w:lineRule="auto"/>
+              <w:jc w:val="left"/>
+            </w:pPr>
+            <w:r>
+              <w:rPr>
+                <w:rFonts w:ascii="Calibri" w:hAnsi="Calibri"/>
+                <w:color w:val="1A202C"/>
+                <w:sz w:val="19"/>
+              </w:rPr>
+              <w:t>Software / Runtime</w:t>
+            </w:r>
+          </w:p>
+        </w:tc>
+        <w:tc>
+          <w:tcPr>
+            <w:tcW w:type="dxa" w:w="3168"/>
+            <w:shd w:val="clear" w:color="auto" w:fill="F7FAFC"/>
+            <w:tcMar>
+              <w:top w:w="100" w:type="dxa"/>
+              <w:bottom w:w="100" w:type="dxa"/>
+              <w:left w:w="140" w:type="dxa"/>
+              <w:right w:w="140" w:type="dxa"/>
+            </w:tcMar>
+          </w:tcPr>
+          <w:p>
+            <w:pPr>
+              <w:spacing w:before="0" w:after="0" w:line="276" w:lineRule="auto"/>
+              <w:jc w:val="left"/>
+            </w:pPr>
+            <w:r>
+              <w:rPr>
+                <w:rFonts w:ascii="Calibri" w:hAnsi="Calibri"/>
+                <w:color w:val="1A202C"/>
+                <w:sz w:val="19"/>
+              </w:rPr>
+              <w:t>Web Browser</w:t>
+            </w:r>
+          </w:p>
+        </w:tc>
+        <w:tc>
+          <w:tcPr>
+            <w:tcW w:type="dxa" w:w="4032"/>
+            <w:shd w:val="clear" w:color="auto" w:fill="F7FAFC"/>
+            <w:tcMar>
+              <w:top w:w="100" w:type="dxa"/>
+              <w:bottom w:w="100" w:type="dxa"/>
+              <w:left w:w="140" w:type="dxa"/>
+              <w:right w:w="140" w:type="dxa"/>
+            </w:tcMar>
+          </w:tcPr>
+          <w:p>
+            <w:pPr>
+              <w:spacing w:before="0" w:after="0" w:line="276" w:lineRule="auto"/>
+              <w:jc w:val="left"/>
+            </w:pPr>
+            <w:r>
+              <w:rPr>
+                <w:rFonts w:ascii="Calibri" w:hAnsi="Calibri"/>
+                <w:color w:val="1A202C"/>
+                <w:sz w:val="19"/>
+              </w:rPr>
+              <w:t>Google Chrome (v110+), Mozilla Firefox (v115+), Microsoft Edge</w:t>
+            </w:r>
+          </w:p>
+        </w:tc>
+      </w:tr>
+      <w:tr>
+        <w:tc>
+          <w:tcPr>
+            <w:tcW w:type="dxa" w:w="2160"/>
+            <w:shd w:val="clear" w:color="auto" w:fill="FFFFFF"/>
+            <w:tcMar>
+              <w:top w:w="100" w:type="dxa"/>
+              <w:bottom w:w="100" w:type="dxa"/>
+              <w:left w:w="140" w:type="dxa"/>
+              <w:right w:w="140" w:type="dxa"/>
+            </w:tcMar>
+          </w:tcPr>
+          <w:p>
+            <w:pPr>
+              <w:spacing w:before="0" w:after="0" w:line="276" w:lineRule="auto"/>
+              <w:jc w:val="left"/>
+            </w:pPr>
+            <w:r>
+              <w:rPr>
+                <w:rFonts w:ascii="Calibri" w:hAnsi="Calibri"/>
+                <w:color w:val="1A202C"/>
+                <w:sz w:val="19"/>
+              </w:rPr>
+              <w:t>Software / Runtime</w:t>
+            </w:r>
+          </w:p>
+        </w:tc>
+        <w:tc>
+          <w:tcPr>
+            <w:tcW w:type="dxa" w:w="3168"/>
+            <w:shd w:val="clear" w:color="auto" w:fill="FFFFFF"/>
+            <w:tcMar>
+              <w:top w:w="100" w:type="dxa"/>
+              <w:bottom w:w="100" w:type="dxa"/>
+              <w:left w:w="140" w:type="dxa"/>
+              <w:right w:w="140" w:type="dxa"/>
+            </w:tcMar>
+          </w:tcPr>
+          <w:p>
+            <w:pPr>
+              <w:spacing w:before="0" w:after="0" w:line="276" w:lineRule="auto"/>
+              <w:jc w:val="left"/>
+            </w:pPr>
+            <w:r>
+              <w:rPr>
+                <w:rFonts w:ascii="Calibri" w:hAnsi="Calibri"/>
+                <w:color w:val="1A202C"/>
+                <w:sz w:val="19"/>
+              </w:rPr>
+              <w:t>Core Technologies</w:t>
+            </w:r>
+          </w:p>
+        </w:tc>
+        <w:tc>
+          <w:tcPr>
+            <w:tcW w:type="dxa" w:w="4032"/>
+            <w:shd w:val="clear" w:color="auto" w:fill="FFFFFF"/>
+            <w:tcMar>
+              <w:top w:w="100" w:type="dxa"/>
+              <w:bottom w:w="100" w:type="dxa"/>
+              <w:left w:w="140" w:type="dxa"/>
+              <w:right w:w="140" w:type="dxa"/>
+            </w:tcMar>
+          </w:tcPr>
+          <w:p>
+            <w:pPr>
+              <w:spacing w:before="0" w:after="0" w:line="276" w:lineRule="auto"/>
+              <w:jc w:val="left"/>
+            </w:pPr>
+            <w:r>
+              <w:rPr>
+                <w:rFonts w:ascii="Calibri" w:hAnsi="Calibri"/>
+                <w:color w:val="1A202C"/>
+                <w:sz w:val="19"/>
+              </w:rPr>
+              <w:t>HTML5, Vanilla CSS3 (Custom Variables), ECMAScript 2022 (Pure Vanilla JS)</w:t>
+            </w:r>
+          </w:p>
+        </w:tc>
+      </w:tr>
+      <w:tr>
+        <w:tc>
+          <w:tcPr>
+            <w:tcW w:type="dxa" w:w="2160"/>
+            <w:shd w:val="clear" w:color="auto" w:fill="F7FAFC"/>
+            <w:tcMar>
+              <w:top w:w="100" w:type="dxa"/>
+              <w:bottom w:w="100" w:type="dxa"/>
+              <w:left w:w="140" w:type="dxa"/>
+              <w:right w:w="140" w:type="dxa"/>
+            </w:tcMar>
+          </w:tcPr>
+          <w:p>
+            <w:pPr>
+              <w:spacing w:before="0" w:after="0" w:line="276" w:lineRule="auto"/>
+              <w:jc w:val="left"/>
+            </w:pPr>
+            <w:r>
+              <w:rPr>
+                <w:rFonts w:ascii="Calibri" w:hAnsi="Calibri"/>
+                <w:color w:val="1A202C"/>
+                <w:sz w:val="19"/>
+              </w:rPr>
+              <w:t>Software / Runtime</w:t>
+            </w:r>
+          </w:p>
+        </w:tc>
+        <w:tc>
+          <w:tcPr>
+            <w:tcW w:type="dxa" w:w="3168"/>
+            <w:shd w:val="clear" w:color="auto" w:fill="F7FAFC"/>
+            <w:tcMar>
+              <w:top w:w="100" w:type="dxa"/>
+              <w:bottom w:w="100" w:type="dxa"/>
+              <w:left w:w="140" w:type="dxa"/>
+              <w:right w:w="140" w:type="dxa"/>
+            </w:tcMar>
+          </w:tcPr>
+          <w:p>
+            <w:pPr>
+              <w:spacing w:before="0" w:after="0" w:line="276" w:lineRule="auto"/>
+              <w:jc w:val="left"/>
+            </w:pPr>
+            <w:r>
+              <w:rPr>
+                <w:rFonts w:ascii="Calibri" w:hAnsi="Calibri"/>
+                <w:color w:val="1A202C"/>
+                <w:sz w:val="19"/>
+              </w:rPr>
+              <w:t>Runtime &amp; Tooling</w:t>
+            </w:r>
+          </w:p>
+        </w:tc>
+        <w:tc>
+          <w:tcPr>
+            <w:tcW w:type="dxa" w:w="4032"/>
+            <w:shd w:val="clear" w:color="auto" w:fill="F7FAFC"/>
+            <w:tcMar>
+              <w:top w:w="100" w:type="dxa"/>
+              <w:bottom w:w="100" w:type="dxa"/>
+              <w:left w:w="140" w:type="dxa"/>
+              <w:right w:w="140" w:type="dxa"/>
+            </w:tcMar>
+          </w:tcPr>
+          <w:p>
+            <w:pPr>
+              <w:spacing w:before="0" w:after="0" w:line="276" w:lineRule="auto"/>
+              <w:jc w:val="left"/>
+            </w:pPr>
+            <w:r>
+              <w:rPr>
+                <w:rFonts w:ascii="Calibri" w:hAnsi="Calibri"/>
+                <w:color w:val="1A202C"/>
+                <w:sz w:val="19"/>
+              </w:rPr>
+              <w:t>Node.js LTS (v20+) for local asset bundling &amp; Python 3.10+ for automated testing</w:t>
+            </w:r>
+          </w:p>
+        </w:tc>
+      </w:tr>
+      <w:tr>
+        <w:tc>
+          <w:tcPr>
+            <w:tcW w:type="dxa" w:w="2160"/>
+            <w:shd w:val="clear" w:color="auto" w:fill="FFFFFF"/>
+            <w:tcMar>
+              <w:top w:w="100" w:type="dxa"/>
+              <w:bottom w:w="100" w:type="dxa"/>
+              <w:left w:w="140" w:type="dxa"/>
+              <w:right w:w="140" w:type="dxa"/>
+            </w:tcMar>
+          </w:tcPr>
+          <w:p>
+            <w:pPr>
+              <w:spacing w:before="0" w:after="0" w:line="276" w:lineRule="auto"/>
+              <w:jc w:val="left"/>
+            </w:pPr>
+            <w:r>
+              <w:rPr>
+                <w:rFonts w:ascii="Calibri" w:hAnsi="Calibri"/>
+                <w:color w:val="1A202C"/>
+                <w:sz w:val="19"/>
+              </w:rPr>
+              <w:t>Software / Runtime</w:t>
+            </w:r>
+          </w:p>
+        </w:tc>
+        <w:tc>
+          <w:tcPr>
+            <w:tcW w:type="dxa" w:w="3168"/>
+            <w:shd w:val="clear" w:color="auto" w:fill="FFFFFF"/>
+            <w:tcMar>
+              <w:top w:w="100" w:type="dxa"/>
+              <w:bottom w:w="100" w:type="dxa"/>
+              <w:left w:w="140" w:type="dxa"/>
+              <w:right w:w="140" w:type="dxa"/>
+            </w:tcMar>
+          </w:tcPr>
+          <w:p>
+            <w:pPr>
+              <w:spacing w:before="0" w:after="0" w:line="276" w:lineRule="auto"/>
+              <w:jc w:val="left"/>
+            </w:pPr>
+            <w:r>
+              <w:rPr>
+                <w:rFonts w:ascii="Calibri" w:hAnsi="Calibri"/>
+                <w:color w:val="1A202C"/>
+                <w:sz w:val="19"/>
+              </w:rPr>
+              <w:t>Testing Suite</w:t>
+            </w:r>
+          </w:p>
+        </w:tc>
+        <w:tc>
+          <w:tcPr>
+            <w:tcW w:type="dxa" w:w="4032"/>
+            <w:shd w:val="clear" w:color="auto" w:fill="FFFFFF"/>
+            <w:tcMar>
+              <w:top w:w="100" w:type="dxa"/>
+              <w:bottom w:w="100" w:type="dxa"/>
+              <w:left w:w="140" w:type="dxa"/>
+              <w:right w:w="140" w:type="dxa"/>
+            </w:tcMar>
+          </w:tcPr>
+          <w:p>
+            <w:pPr>
+              <w:spacing w:before="0" w:after="0" w:line="276" w:lineRule="auto"/>
+              <w:jc w:val="left"/>
+            </w:pPr>
+            <w:r>
+              <w:rPr>
+                <w:rFonts w:ascii="Calibri" w:hAnsi="Calibri"/>
+                <w:color w:val="1A202C"/>
+                <w:sz w:val="19"/>
+              </w:rPr>
+              <w:t>Python unittest &amp; pytest automated testing harnesses</w:t>
+            </w:r>
+          </w:p>
+        </w:tc>
+      </w:tr>
+      <w:tr>
+        <w:tc>
+          <w:tcPr>
+            <w:tcW w:type="dxa" w:w="2160"/>
+            <w:shd w:val="clear" w:color="auto" w:fill="F7FAFC"/>
+            <w:tcMar>
+              <w:top w:w="100" w:type="dxa"/>
+              <w:bottom w:w="100" w:type="dxa"/>
+              <w:left w:w="140" w:type="dxa"/>
+              <w:right w:w="140" w:type="dxa"/>
+            </w:tcMar>
+          </w:tcPr>
+          <w:p>
+            <w:pPr>
+              <w:spacing w:before="0" w:after="0" w:line="276" w:lineRule="auto"/>
+              <w:jc w:val="left"/>
+            </w:pPr>
+            <w:r>
+              <w:rPr>
+                <w:rFonts w:ascii="Calibri" w:hAnsi="Calibri"/>
+                <w:color w:val="1A202C"/>
+                <w:sz w:val="19"/>
+              </w:rPr>
+              <w:t>Software / Runtime</w:t>
+            </w:r>
+          </w:p>
+        </w:tc>
+        <w:tc>
+          <w:tcPr>
+            <w:tcW w:type="dxa" w:w="3168"/>
+            <w:shd w:val="clear" w:color="auto" w:fill="F7FAFC"/>
+            <w:tcMar>
+              <w:top w:w="100" w:type="dxa"/>
+              <w:bottom w:w="100" w:type="dxa"/>
+              <w:left w:w="140" w:type="dxa"/>
+              <w:right w:w="140" w:type="dxa"/>
+            </w:tcMar>
+          </w:tcPr>
+          <w:p>
+            <w:pPr>
+              <w:spacing w:before="0" w:after="0" w:line="276" w:lineRule="auto"/>
+              <w:jc w:val="left"/>
+            </w:pPr>
+            <w:r>
+              <w:rPr>
+                <w:rFonts w:ascii="Calibri" w:hAnsi="Calibri"/>
+                <w:color w:val="1A202C"/>
+                <w:sz w:val="19"/>
+              </w:rPr>
+              <w:t>Version Control</w:t>
+            </w:r>
+          </w:p>
+        </w:tc>
+        <w:tc>
+          <w:tcPr>
+            <w:tcW w:type="dxa" w:w="4032"/>
+            <w:shd w:val="clear" w:color="auto" w:fill="F7FAFC"/>
+            <w:tcMar>
+              <w:top w:w="100" w:type="dxa"/>
+              <w:bottom w:w="100" w:type="dxa"/>
+              <w:left w:w="140" w:type="dxa"/>
+              <w:right w:w="140" w:type="dxa"/>
+            </w:tcMar>
+          </w:tcPr>
+          <w:p>
+            <w:pPr>
+              <w:spacing w:before="0" w:after="0" w:line="276" w:lineRule="auto"/>
+              <w:jc w:val="left"/>
+            </w:pPr>
+            <w:r>
+              <w:rPr>
+                <w:rFonts w:ascii="Calibri" w:hAnsi="Calibri"/>
+                <w:color w:val="1A202C"/>
+                <w:sz w:val="19"/>
+              </w:rPr>
+              <w:t>Git v2.40+ &amp; GitHub Pages CI/CD deployment</w:t>
+            </w:r>
+          </w:p>
+        </w:tc>
+      </w:tr>
+    </w:tbl>
+    <w:p/>
+    <w:p>
+      <w:pPr>
+        <w:pStyle w:val="Heading2"/>
+        <w:spacing w:before="200" w:after="60"/>
+      </w:pPr>
+      <w:r>
+        <w:rPr>
+          <w:rFonts w:ascii="Calibri" w:hAnsi="Calibri"/>
+          <w:b/>
+          <w:color w:val="2C3E50"/>
+          <w:sz w:val="25"/>
+        </w:rPr>
+        <w:t>3. Theoretical Foundation &amp; RegEx Mechanics</w:t>
+      </w:r>
+    </w:p>
+    <w:p>
+      <w:pPr>
+        <w:spacing w:before="0" w:after="90" w:line="276" w:lineRule="auto"/>
+      </w:pPr>
+      <w:r>
+        <w:rPr>
+          <w:rFonts w:ascii="Calibri" w:hAnsi="Calibri"/>
+          <w:color w:val="1A202C"/>
+          <w:sz w:val="21"/>
+        </w:rPr>
+        <w:t>Form validation is a critical security and usability tier in financial applications. Client-side validation delivers instant feedback to users without latency, preventing corrupted or malformed records from entering application state.</w:t>
+      </w:r>
+    </w:p>
+    <w:tbl>
+      <w:tblPr>
+        <w:tblW w:type="auto" w:w="0"/>
+        <w:jc w:val="center"/>
+        <w:tblLayout w:type="fixed"/>
+        <w:tblLook w:firstColumn="1" w:firstRow="1" w:lastColumn="0" w:lastRow="0" w:noHBand="0" w:noVBand="1" w:val="04A0"/>
+        <w:tblBorders>
+          <w:top w:val="single" w:sz="4" w:space="0" w:color="D1D5DB"/>
+          <w:left w:val="single" w:sz="4" w:space="0" w:color="D1D5DB"/>
+          <w:bottom w:val="single" w:sz="4" w:space="0" w:color="D1D5DB"/>
+          <w:right w:val="single" w:sz="4" w:space="0" w:color="D1D5DB"/>
+          <w:insideH w:val="single" w:sz="4" w:space="0" w:color="D1D5DB"/>
+          <w:insideV w:val="single" w:sz="4" w:space="0" w:color="D1D5DB"/>
+        </w:tblBorders>
+      </w:tblPr>
+      <w:tblGrid>
+        <w:gridCol w:w="3120"/>
+        <w:gridCol w:w="3120"/>
+        <w:gridCol w:w="3120"/>
+      </w:tblGrid>
+      <w:tr>
+        <w:tc>
+          <w:tcPr>
+            <w:tcW w:type="dxa" w:w="2304"/>
+            <w:shd w:val="clear" w:color="auto" w:fill="1B4D4B"/>
+            <w:tcMar>
+              <w:top w:w="120" w:type="dxa"/>
+              <w:bottom w:w="120" w:type="dxa"/>
+              <w:left w:w="140" w:type="dxa"/>
+              <w:right w:w="140" w:type="dxa"/>
+            </w:tcMar>
+          </w:tcPr>
+          <w:p>
+            <w:pPr>
+              <w:spacing w:before="0" w:after="0"/>
+              <w:jc w:val="left"/>
+            </w:pPr>
+            <w:r>
+              <w:rPr>
+                <w:rFonts w:ascii="Calibri" w:hAnsi="Calibri"/>
+                <w:b/>
+                <w:color w:val="FFFFFF"/>
+                <w:sz w:val="20"/>
+              </w:rPr>
+              <w:t>Field Validated</w:t>
+            </w:r>
+          </w:p>
+        </w:tc>
+        <w:tc>
+          <w:tcPr>
+            <w:tcW w:type="dxa" w:w="3168"/>
+            <w:shd w:val="clear" w:color="auto" w:fill="1B4D4B"/>
+            <w:tcMar>
+              <w:top w:w="120" w:type="dxa"/>
+              <w:bottom w:w="120" w:type="dxa"/>
+              <w:left w:w="140" w:type="dxa"/>
+              <w:right w:w="140" w:type="dxa"/>
+            </w:tcMar>
+          </w:tcPr>
+          <w:p>
+            <w:pPr>
+              <w:spacing w:before="0" w:after="0"/>
               <w:jc w:val="left"/>
             </w:pPr>
             <w:r>
@@ -562,17 +1594,18 @@
         </w:tc>
         <w:tc>
           <w:tcPr>
-            <w:tcW w:type="dxa" w:w="2880"/>
+            <w:tcW w:type="dxa" w:w="3888"/>
             <w:shd w:val="clear" w:color="auto" w:fill="1B4D4B"/>
             <w:tcMar>
               <w:top w:w="120" w:type="dxa"/>
               <w:bottom w:w="120" w:type="dxa"/>
-              <w:left w:w="150" w:type="dxa"/>
-              <w:right w:w="150" w:type="dxa"/>
+              <w:left w:w="140" w:type="dxa"/>
+              <w:right w:w="140" w:type="dxa"/>
             </w:tcMar>
           </w:tcPr>
           <w:p>
             <w:pPr>
+              <w:spacing w:before="0" w:after="0"/>
               <w:jc w:val="left"/>
             </w:pPr>
             <w:r>
@@ -582,7 +1615,7 @@
                 <w:color w:val="FFFFFF"/>
                 <w:sz w:val="20"/>
               </w:rPr>
-              <w:t>Description &amp; Rules</w:t>
+              <w:t>Token-by-Token Decomposition</w:t>
             </w:r>
           </w:p>
         </w:tc>
@@ -590,279 +1623,50 @@
       <w:tr>
         <w:tc>
           <w:tcPr>
-            <w:tcW w:type="dxa" w:w="2880"/>
+            <w:tcW w:type="dxa" w:w="2304"/>
             <w:shd w:val="clear" w:color="auto" w:fill="FFFFFF"/>
             <w:tcMar>
               <w:top w:w="100" w:type="dxa"/>
               <w:bottom w:w="100" w:type="dxa"/>
-              <w:left w:w="150" w:type="dxa"/>
-              <w:right w:w="150" w:type="dxa"/>
+              <w:left w:w="140" w:type="dxa"/>
+              <w:right w:w="140" w:type="dxa"/>
             </w:tcMar>
           </w:tcPr>
           <w:p>
             <w:pPr>
+              <w:spacing w:before="0" w:after="0" w:line="276" w:lineRule="auto"/>
               <w:jc w:val="left"/>
             </w:pPr>
             <w:r>
               <w:rPr>
                 <w:rFonts w:ascii="Calibri" w:hAnsi="Calibri"/>
-                <w:color w:val="333333"/>
+                <w:color w:val="1A202C"/>
                 <w:sz w:val="19"/>
               </w:rPr>
-              <w:t>Email Address</w:t>
+              <w:t>Indian GSTIN (Tax ID)</w:t>
             </w:r>
           </w:p>
         </w:tc>
         <w:tc>
           <w:tcPr>
-            <w:tcW w:type="dxa" w:w="2880"/>
+            <w:tcW w:type="dxa" w:w="3168"/>
             <w:shd w:val="clear" w:color="auto" w:fill="FFFFFF"/>
             <w:tcMar>
               <w:top w:w="100" w:type="dxa"/>
               <w:bottom w:w="100" w:type="dxa"/>
-              <w:left w:w="150" w:type="dxa"/>
-              <w:right w:w="150" w:type="dxa"/>
+              <w:left w:w="140" w:type="dxa"/>
+              <w:right w:w="140" w:type="dxa"/>
             </w:tcMar>
           </w:tcPr>
           <w:p>
             <w:pPr>
+              <w:spacing w:before="0" w:after="0" w:line="276" w:lineRule="auto"/>
               <w:jc w:val="left"/>
             </w:pPr>
             <w:r>
               <w:rPr>
                 <w:rFonts w:ascii="Calibri" w:hAnsi="Calibri"/>
-                <w:color w:val="333333"/>
-                <w:sz w:val="19"/>
-              </w:rPr>
-              <w:t>^[\w\.-]+@[\w\.-]+\.\w{2,4}$</w:t>
-            </w:r>
-          </w:p>
-        </w:tc>
-        <w:tc>
-          <w:tcPr>
-            <w:tcW w:type="dxa" w:w="2880"/>
-            <w:shd w:val="clear" w:color="auto" w:fill="FFFFFF"/>
-            <w:tcMar>
-              <w:top w:w="100" w:type="dxa"/>
-              <w:bottom w:w="100" w:type="dxa"/>
-              <w:left w:w="150" w:type="dxa"/>
-              <w:right w:w="150" w:type="dxa"/>
-            </w:tcMar>
-          </w:tcPr>
-          <w:p>
-            <w:pPr>
-              <w:jc w:val="left"/>
-            </w:pPr>
-            <w:r>
-              <w:rPr>
-                <w:rFonts w:ascii="Calibri" w:hAnsi="Calibri"/>
-                <w:color w:val="333333"/>
-                <w:sz w:val="19"/>
-              </w:rPr>
-              <w:t>Matches standard RFC name@domain.com formatting.</w:t>
-            </w:r>
-          </w:p>
-        </w:tc>
-      </w:tr>
-      <w:tr>
-        <w:tc>
-          <w:tcPr>
-            <w:tcW w:type="dxa" w:w="2880"/>
-            <w:shd w:val="clear" w:color="auto" w:fill="F4F6F6"/>
-            <w:tcMar>
-              <w:top w:w="100" w:type="dxa"/>
-              <w:bottom w:w="100" w:type="dxa"/>
-              <w:left w:w="150" w:type="dxa"/>
-              <w:right w:w="150" w:type="dxa"/>
-            </w:tcMar>
-          </w:tcPr>
-          <w:p>
-            <w:pPr>
-              <w:jc w:val="left"/>
-            </w:pPr>
-            <w:r>
-              <w:rPr>
-                <w:rFonts w:ascii="Calibri" w:hAnsi="Calibri"/>
-                <w:color w:val="333333"/>
-                <w:sz w:val="19"/>
-              </w:rPr>
-              <w:t>Mobile Number</w:t>
-            </w:r>
-          </w:p>
-        </w:tc>
-        <w:tc>
-          <w:tcPr>
-            <w:tcW w:type="dxa" w:w="2880"/>
-            <w:shd w:val="clear" w:color="auto" w:fill="F4F6F6"/>
-            <w:tcMar>
-              <w:top w:w="100" w:type="dxa"/>
-              <w:bottom w:w="100" w:type="dxa"/>
-              <w:left w:w="150" w:type="dxa"/>
-              <w:right w:w="150" w:type="dxa"/>
-            </w:tcMar>
-          </w:tcPr>
-          <w:p>
-            <w:pPr>
-              <w:jc w:val="left"/>
-            </w:pPr>
-            <w:r>
-              <w:rPr>
-                <w:rFonts w:ascii="Calibri" w:hAnsi="Calibri"/>
-                <w:color w:val="333333"/>
-                <w:sz w:val="19"/>
-              </w:rPr>
-              <w:t>^[0-9]{10}$</w:t>
-            </w:r>
-          </w:p>
-        </w:tc>
-        <w:tc>
-          <w:tcPr>
-            <w:tcW w:type="dxa" w:w="2880"/>
-            <w:shd w:val="clear" w:color="auto" w:fill="F4F6F6"/>
-            <w:tcMar>
-              <w:top w:w="100" w:type="dxa"/>
-              <w:bottom w:w="100" w:type="dxa"/>
-              <w:left w:w="150" w:type="dxa"/>
-              <w:right w:w="150" w:type="dxa"/>
-            </w:tcMar>
-          </w:tcPr>
-          <w:p>
-            <w:pPr>
-              <w:jc w:val="left"/>
-            </w:pPr>
-            <w:r>
-              <w:rPr>
-                <w:rFonts w:ascii="Calibri" w:hAnsi="Calibri"/>
-                <w:color w:val="333333"/>
-                <w:sz w:val="19"/>
-              </w:rPr>
-              <w:t>Restricts input strictly to a 10-digit numeric Indian phone number.</w:t>
-            </w:r>
-          </w:p>
-        </w:tc>
-      </w:tr>
-      <w:tr>
-        <w:tc>
-          <w:tcPr>
-            <w:tcW w:type="dxa" w:w="2880"/>
-            <w:shd w:val="clear" w:color="auto" w:fill="FFFFFF"/>
-            <w:tcMar>
-              <w:top w:w="100" w:type="dxa"/>
-              <w:bottom w:w="100" w:type="dxa"/>
-              <w:left w:w="150" w:type="dxa"/>
-              <w:right w:w="150" w:type="dxa"/>
-            </w:tcMar>
-          </w:tcPr>
-          <w:p>
-            <w:pPr>
-              <w:jc w:val="left"/>
-            </w:pPr>
-            <w:r>
-              <w:rPr>
-                <w:rFonts w:ascii="Calibri" w:hAnsi="Calibri"/>
-                <w:color w:val="333333"/>
-                <w:sz w:val="19"/>
-              </w:rPr>
-              <w:t>Alphabetical Name</w:t>
-            </w:r>
-          </w:p>
-        </w:tc>
-        <w:tc>
-          <w:tcPr>
-            <w:tcW w:type="dxa" w:w="2880"/>
-            <w:shd w:val="clear" w:color="auto" w:fill="FFFFFF"/>
-            <w:tcMar>
-              <w:top w:w="100" w:type="dxa"/>
-              <w:bottom w:w="100" w:type="dxa"/>
-              <w:left w:w="150" w:type="dxa"/>
-              <w:right w:w="150" w:type="dxa"/>
-            </w:tcMar>
-          </w:tcPr>
-          <w:p>
-            <w:pPr>
-              <w:jc w:val="left"/>
-            </w:pPr>
-            <w:r>
-              <w:rPr>
-                <w:rFonts w:ascii="Calibri" w:hAnsi="Calibri"/>
-                <w:color w:val="333333"/>
-                <w:sz w:val="19"/>
-              </w:rPr>
-              <w:t>^[A-Za-z\s]{3,}$</w:t>
-            </w:r>
-          </w:p>
-        </w:tc>
-        <w:tc>
-          <w:tcPr>
-            <w:tcW w:type="dxa" w:w="2880"/>
-            <w:shd w:val="clear" w:color="auto" w:fill="FFFFFF"/>
-            <w:tcMar>
-              <w:top w:w="100" w:type="dxa"/>
-              <w:bottom w:w="100" w:type="dxa"/>
-              <w:left w:w="150" w:type="dxa"/>
-              <w:right w:w="150" w:type="dxa"/>
-            </w:tcMar>
-          </w:tcPr>
-          <w:p>
-            <w:pPr>
-              <w:jc w:val="left"/>
-            </w:pPr>
-            <w:r>
-              <w:rPr>
-                <w:rFonts w:ascii="Calibri" w:hAnsi="Calibri"/>
-                <w:color w:val="333333"/>
-                <w:sz w:val="19"/>
-              </w:rPr>
-              <w:t>Requires at least 3 letters; accepts English alphabets and spaces.</w:t>
-            </w:r>
-          </w:p>
-        </w:tc>
-      </w:tr>
-      <w:tr>
-        <w:tc>
-          <w:tcPr>
-            <w:tcW w:type="dxa" w:w="2880"/>
-            <w:shd w:val="clear" w:color="auto" w:fill="F4F6F6"/>
-            <w:tcMar>
-              <w:top w:w="100" w:type="dxa"/>
-              <w:bottom w:w="100" w:type="dxa"/>
-              <w:left w:w="150" w:type="dxa"/>
-              <w:right w:w="150" w:type="dxa"/>
-            </w:tcMar>
-          </w:tcPr>
-          <w:p>
-            <w:pPr>
-              <w:jc w:val="left"/>
-            </w:pPr>
-            <w:r>
-              <w:rPr>
-                <w:rFonts w:ascii="Calibri" w:hAnsi="Calibri"/>
-                <w:color w:val="333333"/>
-                <w:sz w:val="19"/>
-              </w:rPr>
-              <w:t>GSTIN Identifier</w:t>
-            </w:r>
-          </w:p>
-        </w:tc>
-        <w:tc>
-          <w:tcPr>
-            <w:tcW w:type="dxa" w:w="2880"/>
-            <w:shd w:val="clear" w:color="auto" w:fill="F4F6F6"/>
-            <w:tcMar>
-              <w:top w:w="100" w:type="dxa"/>
-              <w:bottom w:w="100" w:type="dxa"/>
-              <w:left w:w="150" w:type="dxa"/>
-              <w:right w:w="150" w:type="dxa"/>
-            </w:tcMar>
-          </w:tcPr>
-          <w:p>
-            <w:pPr>
-              <w:jc w:val="left"/>
-            </w:pPr>
-            <w:r>
-              <w:rPr>
-                <w:rFonts w:ascii="Calibri" w:hAnsi="Calibri"/>
-                <w:color w:val="333333"/>
+                <w:color w:val="1A202C"/>
                 <w:sz w:val="19"/>
               </w:rPr>
               <w:t>^[0-9]{2}[A-Z]{5}[0-9]{4}[A-Z]{1}[1-9A-Z]{1}Z[0-9A-Z]{1}$</w:t>
@@ -871,26 +1675,27 @@
         </w:tc>
         <w:tc>
           <w:tcPr>
-            <w:tcW w:type="dxa" w:w="2880"/>
-            <w:shd w:val="clear" w:color="auto" w:fill="F4F6F6"/>
+            <w:tcW w:type="dxa" w:w="3888"/>
+            <w:shd w:val="clear" w:color="auto" w:fill="FFFFFF"/>
             <w:tcMar>
               <w:top w:w="100" w:type="dxa"/>
               <w:bottom w:w="100" w:type="dxa"/>
-              <w:left w:w="150" w:type="dxa"/>
-              <w:right w:w="150" w:type="dxa"/>
+              <w:left w:w="140" w:type="dxa"/>
+              <w:right w:w="140" w:type="dxa"/>
             </w:tcMar>
           </w:tcPr>
           <w:p>
             <w:pPr>
+              <w:spacing w:before="0" w:after="0" w:line="276" w:lineRule="auto"/>
               <w:jc w:val="left"/>
             </w:pPr>
             <w:r>
               <w:rPr>
                 <w:rFonts w:ascii="Calibri" w:hAnsi="Calibri"/>
-                <w:color w:val="333333"/>
+                <w:color w:val="1A202C"/>
                 <w:sz w:val="19"/>
               </w:rPr>
-              <w:t>Validates 15-character statutory Indian GSTIN format.</w:t>
+              <w:t>2 State Code digits + 5 PAN uppercase letters + 4 PAN digits + 1 PAN entity letter + 1 entity counter + literal 'Z' + 1 check character.</w:t>
             </w:r>
           </w:p>
         </w:tc>
@@ -898,76 +1703,239 @@
       <w:tr>
         <w:tc>
           <w:tcPr>
-            <w:tcW w:type="dxa" w:w="2880"/>
-            <w:shd w:val="clear" w:color="auto" w:fill="FFFFFF"/>
+            <w:tcW w:type="dxa" w:w="2304"/>
+            <w:shd w:val="clear" w:color="auto" w:fill="F7FAFC"/>
             <w:tcMar>
               <w:top w:w="100" w:type="dxa"/>
               <w:bottom w:w="100" w:type="dxa"/>
-              <w:left w:w="150" w:type="dxa"/>
-              <w:right w:w="150" w:type="dxa"/>
+              <w:left w:w="140" w:type="dxa"/>
+              <w:right w:w="140" w:type="dxa"/>
             </w:tcMar>
           </w:tcPr>
           <w:p>
             <w:pPr>
+              <w:spacing w:before="0" w:after="0" w:line="276" w:lineRule="auto"/>
               <w:jc w:val="left"/>
             </w:pPr>
             <w:r>
               <w:rPr>
                 <w:rFonts w:ascii="Calibri" w:hAnsi="Calibri"/>
-                <w:color w:val="333333"/>
+                <w:color w:val="1A202C"/>
                 <w:sz w:val="19"/>
               </w:rPr>
-              <w:t>UPI VPA Address</w:t>
+              <w:t>Indian Mobile Phone</w:t>
             </w:r>
           </w:p>
         </w:tc>
         <w:tc>
           <w:tcPr>
-            <w:tcW w:type="dxa" w:w="2880"/>
-            <w:shd w:val="clear" w:color="auto" w:fill="FFFFFF"/>
+            <w:tcW w:type="dxa" w:w="3168"/>
+            <w:shd w:val="clear" w:color="auto" w:fill="F7FAFC"/>
             <w:tcMar>
               <w:top w:w="100" w:type="dxa"/>
               <w:bottom w:w="100" w:type="dxa"/>
-              <w:left w:w="150" w:type="dxa"/>
-              <w:right w:w="150" w:type="dxa"/>
+              <w:left w:w="140" w:type="dxa"/>
+              <w:right w:w="140" w:type="dxa"/>
             </w:tcMar>
           </w:tcPr>
           <w:p>
             <w:pPr>
+              <w:spacing w:before="0" w:after="0" w:line="276" w:lineRule="auto"/>
               <w:jc w:val="left"/>
             </w:pPr>
             <w:r>
               <w:rPr>
                 <w:rFonts w:ascii="Calibri" w:hAnsi="Calibri"/>
-                <w:color w:val="333333"/>
+                <w:color w:val="1A202C"/>
                 <w:sz w:val="19"/>
               </w:rPr>
-              <w:t>^[\w\.\-_]+@[\w]+$</w:t>
+              <w:t>^(?:\+91|91)?[6-9]\d{9}$</w:t>
             </w:r>
           </w:p>
         </w:tc>
         <w:tc>
           <w:tcPr>
-            <w:tcW w:type="dxa" w:w="2880"/>
-            <w:shd w:val="clear" w:color="auto" w:fill="FFFFFF"/>
+            <w:tcW w:type="dxa" w:w="3888"/>
+            <w:shd w:val="clear" w:color="auto" w:fill="F7FAFC"/>
             <w:tcMar>
               <w:top w:w="100" w:type="dxa"/>
               <w:bottom w:w="100" w:type="dxa"/>
-              <w:left w:w="150" w:type="dxa"/>
-              <w:right w:w="150" w:type="dxa"/>
+              <w:left w:w="140" w:type="dxa"/>
+              <w:right w:w="140" w:type="dxa"/>
             </w:tcMar>
           </w:tcPr>
           <w:p>
             <w:pPr>
+              <w:spacing w:before="0" w:after="0" w:line="276" w:lineRule="auto"/>
               <w:jc w:val="left"/>
             </w:pPr>
             <w:r>
               <w:rPr>
                 <w:rFonts w:ascii="Calibri" w:hAnsi="Calibri"/>
-                <w:color w:val="333333"/>
+                <w:color w:val="1A202C"/>
                 <w:sz w:val="19"/>
               </w:rPr>
-              <w:t>Matches Virtual Payment Address format like username@okaxis.</w:t>
+              <w:t>Optional +91 or 91 country prefix followed by a valid Indian mobile number starting with 6, 7, 8, or 9 and exactly 9 subsequent digits.</w:t>
+            </w:r>
+          </w:p>
+        </w:tc>
+      </w:tr>
+      <w:tr>
+        <w:tc>
+          <w:tcPr>
+            <w:tcW w:type="dxa" w:w="2304"/>
+            <w:shd w:val="clear" w:color="auto" w:fill="FFFFFF"/>
+            <w:tcMar>
+              <w:top w:w="100" w:type="dxa"/>
+              <w:bottom w:w="100" w:type="dxa"/>
+              <w:left w:w="140" w:type="dxa"/>
+              <w:right w:w="140" w:type="dxa"/>
+            </w:tcMar>
+          </w:tcPr>
+          <w:p>
+            <w:pPr>
+              <w:spacing w:before="0" w:after="0" w:line="276" w:lineRule="auto"/>
+              <w:jc w:val="left"/>
+            </w:pPr>
+            <w:r>
+              <w:rPr>
+                <w:rFonts w:ascii="Calibri" w:hAnsi="Calibri"/>
+                <w:color w:val="1A202C"/>
+                <w:sz w:val="19"/>
+              </w:rPr>
+              <w:t>Email Address (RFC 5322)</w:t>
+            </w:r>
+          </w:p>
+        </w:tc>
+        <w:tc>
+          <w:tcPr>
+            <w:tcW w:type="dxa" w:w="3168"/>
+            <w:shd w:val="clear" w:color="auto" w:fill="FFFFFF"/>
+            <w:tcMar>
+              <w:top w:w="100" w:type="dxa"/>
+              <w:bottom w:w="100" w:type="dxa"/>
+              <w:left w:w="140" w:type="dxa"/>
+              <w:right w:w="140" w:type="dxa"/>
+            </w:tcMar>
+          </w:tcPr>
+          <w:p>
+            <w:pPr>
+              <w:spacing w:before="0" w:after="0" w:line="276" w:lineRule="auto"/>
+              <w:jc w:val="left"/>
+            </w:pPr>
+            <w:r>
+              <w:rPr>
+                <w:rFonts w:ascii="Calibri" w:hAnsi="Calibri"/>
+                <w:color w:val="1A202C"/>
+                <w:sz w:val="19"/>
+              </w:rPr>
+              <w:t>^[^\s@]+@[^\s@]+\.[^\s@]+$</w:t>
+            </w:r>
+          </w:p>
+        </w:tc>
+        <w:tc>
+          <w:tcPr>
+            <w:tcW w:type="dxa" w:w="3888"/>
+            <w:shd w:val="clear" w:color="auto" w:fill="FFFFFF"/>
+            <w:tcMar>
+              <w:top w:w="100" w:type="dxa"/>
+              <w:bottom w:w="100" w:type="dxa"/>
+              <w:left w:w="140" w:type="dxa"/>
+              <w:right w:w="140" w:type="dxa"/>
+            </w:tcMar>
+          </w:tcPr>
+          <w:p>
+            <w:pPr>
+              <w:spacing w:before="0" w:after="0" w:line="276" w:lineRule="auto"/>
+              <w:jc w:val="left"/>
+            </w:pPr>
+            <w:r>
+              <w:rPr>
+                <w:rFonts w:ascii="Calibri" w:hAnsi="Calibri"/>
+                <w:color w:val="1A202C"/>
+                <w:sz w:val="19"/>
+              </w:rPr>
+              <w:t>Standard email format: local part preceding '@', domain name, and valid top-level domain separated by '.'.</w:t>
+            </w:r>
+          </w:p>
+        </w:tc>
+      </w:tr>
+      <w:tr>
+        <w:tc>
+          <w:tcPr>
+            <w:tcW w:type="dxa" w:w="2304"/>
+            <w:shd w:val="clear" w:color="auto" w:fill="F7FAFC"/>
+            <w:tcMar>
+              <w:top w:w="100" w:type="dxa"/>
+              <w:bottom w:w="100" w:type="dxa"/>
+              <w:left w:w="140" w:type="dxa"/>
+              <w:right w:w="140" w:type="dxa"/>
+            </w:tcMar>
+          </w:tcPr>
+          <w:p>
+            <w:pPr>
+              <w:spacing w:before="0" w:after="0" w:line="276" w:lineRule="auto"/>
+              <w:jc w:val="left"/>
+            </w:pPr>
+            <w:r>
+              <w:rPr>
+                <w:rFonts w:ascii="Calibri" w:hAnsi="Calibri"/>
+                <w:color w:val="1A202C"/>
+                <w:sz w:val="19"/>
+              </w:rPr>
+              <w:t>Document Identifier</w:t>
+            </w:r>
+          </w:p>
+        </w:tc>
+        <w:tc>
+          <w:tcPr>
+            <w:tcW w:type="dxa" w:w="3168"/>
+            <w:shd w:val="clear" w:color="auto" w:fill="F7FAFC"/>
+            <w:tcMar>
+              <w:top w:w="100" w:type="dxa"/>
+              <w:bottom w:w="100" w:type="dxa"/>
+              <w:left w:w="140" w:type="dxa"/>
+              <w:right w:w="140" w:type="dxa"/>
+            </w:tcMar>
+          </w:tcPr>
+          <w:p>
+            <w:pPr>
+              <w:spacing w:before="0" w:after="0" w:line="276" w:lineRule="auto"/>
+              <w:jc w:val="left"/>
+            </w:pPr>
+            <w:r>
+              <w:rPr>
+                <w:rFonts w:ascii="Calibri" w:hAnsi="Calibri"/>
+                <w:color w:val="1A202C"/>
+                <w:sz w:val="19"/>
+              </w:rPr>
+              <w:t>^(INV|EST|PRO)-\d{4}-\d{3,}$</w:t>
+            </w:r>
+          </w:p>
+        </w:tc>
+        <w:tc>
+          <w:tcPr>
+            <w:tcW w:type="dxa" w:w="3888"/>
+            <w:shd w:val="clear" w:color="auto" w:fill="F7FAFC"/>
+            <w:tcMar>
+              <w:top w:w="100" w:type="dxa"/>
+              <w:bottom w:w="100" w:type="dxa"/>
+              <w:left w:w="140" w:type="dxa"/>
+              <w:right w:w="140" w:type="dxa"/>
+            </w:tcMar>
+          </w:tcPr>
+          <w:p>
+            <w:pPr>
+              <w:spacing w:before="0" w:after="0" w:line="276" w:lineRule="auto"/>
+              <w:jc w:val="left"/>
+            </w:pPr>
+            <w:r>
+              <w:rPr>
+                <w:rFonts w:ascii="Calibri" w:hAnsi="Calibri"/>
+                <w:color w:val="1A202C"/>
+                <w:sz w:val="19"/>
+              </w:rPr>
+              <w:t>3-letter document prefix (INV, EST, PRO) + 4-digit calendar year + hyphen + at least 3 sequential digits.</w:t>
             </w:r>
           </w:p>
         </w:tc>
@@ -977,15 +1945,75 @@
     <w:p>
       <w:pPr>
         <w:pStyle w:val="Heading2"/>
+        <w:spacing w:before="200" w:after="60"/>
       </w:pPr>
       <w:r>
         <w:rPr>
           <w:rFonts w:ascii="Calibri" w:hAnsi="Calibri"/>
           <w:b/>
           <w:color w:val="2C3E50"/>
-          <w:sz w:val="26"/>
+          <w:sz w:val="25"/>
         </w:rPr>
-        <w:t>4. Validation Code Implementation</w:t>
+        <w:t>4. Implementation Architecture</w:t>
+      </w:r>
+    </w:p>
+    <w:p>
+      <w:pPr>
+        <w:spacing w:before="0" w:after="90" w:line="276" w:lineRule="auto"/>
+      </w:pPr>
+      <w:r>
+        <w:rPr>
+          <w:rFonts w:ascii="Calibri" w:hAnsi="Calibri"/>
+          <w:color w:val="1A202C"/>
+          <w:sz w:val="21"/>
+        </w:rPr>
+        <w:t>The validation engine in script.js employs a two-tier validation approach:</w:t>
+      </w:r>
+    </w:p>
+    <w:p>
+      <w:pPr>
+        <w:pStyle w:val="ListBullet"/>
+        <w:spacing w:before="0" w:after="50" w:line="276" w:lineRule="auto"/>
+      </w:pPr>
+      <w:r>
+        <w:rPr>
+          <w:rFonts w:ascii="Calibri" w:hAnsi="Calibri"/>
+          <w:b/>
+          <w:color w:val="1A202C"/>
+          <w:sz w:val="21"/>
+        </w:rPr>
+        <w:t xml:space="preserve">Field-Level: </w:t>
+      </w:r>
+      <w:r>
+        <w:rPr>
+          <w:rFonts w:ascii="Calibri" w:hAnsi="Calibri"/>
+          <w:color w:val="1A202C"/>
+          <w:sz w:val="21"/>
+        </w:rPr>
+        <w:t>Real-time Field Level Validation: Listens to 'input' and 'blur' events to clear error states dynamically as the user types.</w:t>
+      </w:r>
+    </w:p>
+    <w:p>
+      <w:pPr>
+        <w:pStyle w:val="ListBullet"/>
+        <w:spacing w:before="0" w:after="50" w:line="276" w:lineRule="auto"/>
+      </w:pPr>
+      <w:r>
+        <w:rPr>
+          <w:rFonts w:ascii="Calibri" w:hAnsi="Calibri"/>
+          <w:b/>
+          <w:color w:val="1A202C"/>
+          <w:sz w:val="21"/>
+        </w:rPr>
+        <w:t xml:space="preserve">Barrier Validation: </w:t>
+      </w:r>
+      <w:r>
+        <w:rPr>
+          <w:rFonts w:ascii="Calibri" w:hAnsi="Calibri"/>
+          <w:color w:val="1A202C"/>
+          <w:sz w:val="21"/>
+        </w:rPr>
+        <w:t>Form Submission Barrier: Intercepts form submit events, evaluates all mandatory inputs, calculates numeric constraints, and displays targeted error banners.</w:t>
       </w:r>
     </w:p>
     <w:tbl>
@@ -993,20 +2021,28 @@
         <w:tblW w:type="auto" w:w="0"/>
         <w:jc w:val="center"/>
         <w:tblLook w:firstColumn="1" w:firstRow="1" w:lastColumn="0" w:lastRow="0" w:noHBand="0" w:noVBand="1" w:val="04A0"/>
+        <w:tblBorders>
+          <w:top w:val="single" w:sz="4" w:space="0" w:color="E2E8F0"/>
+          <w:left w:val="single" w:sz="4" w:space="0" w:color="E2E8F0"/>
+          <w:bottom w:val="single" w:sz="4" w:space="0" w:color="E2E8F0"/>
+          <w:right w:val="single" w:sz="4" w:space="0" w:color="E2E8F0"/>
+          <w:insideH w:val="single" w:sz="4" w:space="0" w:color="E2E8F0"/>
+          <w:insideV w:val="single" w:sz="4" w:space="0" w:color="E2E8F0"/>
+        </w:tblBorders>
       </w:tblPr>
       <w:tblGrid>
-        <w:gridCol w:w="8640"/>
+        <w:gridCol w:w="9360"/>
       </w:tblGrid>
       <w:tr>
         <w:tc>
           <w:tcPr>
-            <w:tcW w:type="dxa" w:w="8640"/>
+            <w:tcW w:type="dxa" w:w="9360"/>
             <w:shd w:val="clear" w:color="auto" w:fill="F8F9FA"/>
             <w:tcMar>
               <w:top w:w="120" w:type="dxa"/>
               <w:bottom w:w="120" w:type="dxa"/>
-              <w:left w:w="180" w:type="dxa"/>
-              <w:right w:w="180" w:type="dxa"/>
+              <w:left w:w="160" w:type="dxa"/>
+              <w:right w:w="160" w:type="dxa"/>
             </w:tcMar>
           </w:tcPr>
           <w:p>
@@ -1016,145 +2052,103 @@
             <w:r>
               <w:rPr>
                 <w:rFonts w:ascii="Consolas" w:hAnsi="Consolas"/>
-                <w:color w:val="2A2A2A"/>
-                <w:sz w:val="19"/>
+                <w:color w:val="2D3748"/>
+                <w:sz w:val="18"/>
               </w:rPr>
-              <w:t>/**</w:t>
+              <w:t>// Field-Level Validation &amp; HTML Escaping Engine</w:t>
               <w:br/>
-              <w:t xml:space="preserve"> * Ledgerly Client-Side Validation Suite</w:t>
+              <w:t>function escapeHTML(str){</w:t>
               <w:br/>
-              <w:t xml:space="preserve"> * Validates User Registration, Enterprise Details, and Invoice Form Inputs</w:t>
+              <w:t xml:space="preserve">  if(str === null || str === undefined) return '';</w:t>
               <w:br/>
-              <w:t xml:space="preserve"> */</w:t>
+              <w:t xml:space="preserve">  return String(str)</w:t>
+              <w:br/>
+              <w:t xml:space="preserve">    .replace(/&amp;/g, '&amp;amp;')</w:t>
+              <w:br/>
+              <w:t xml:space="preserve">    .replace(/&lt;/g, '&amp;lt;')</w:t>
+              <w:br/>
+              <w:t xml:space="preserve">    .replace(/&gt;/g, '&amp;gt;')</w:t>
+              <w:br/>
+              <w:t xml:space="preserve">    .replace(/"/g, '&amp;quot;')</w:t>
+              <w:br/>
+              <w:t xml:space="preserve">    .replace(/'/g, '&amp;#039;');</w:t>
+              <w:br/>
+              <w:t>}</w:t>
               <w:br/>
               <w:br/>
-              <w:t>function validateRegistrationForm(formData) {</w:t>
+              <w:t>function validateEmail(email){</w:t>
               <w:br/>
-              <w:t xml:space="preserve">  const errors = [];</w:t>
+              <w:t xml:space="preserve">  return /^[^\s@]+@[^\s@]+\.[^\s@]+$/.test(email.trim());</w:t>
               <w:br/>
-              <w:t xml:space="preserve">  </w:t>
+              <w:t>}</w:t>
               <w:br/>
-              <w:t xml:space="preserve">  // 1. Name validation</w:t>
               <w:br/>
-              <w:t xml:space="preserve">  const name = (formData.name || "").trim();</w:t>
+              <w:t>function validatePhone(phone){</w:t>
               <w:br/>
-              <w:t xml:space="preserve">  const nameRegex = /^[A-Za-z\s]{3,}$/;</w:t>
+              <w:t xml:space="preserve">  const clean = phone.replace(/[^0-9]/g, '');</w:t>
               <w:br/>
-              <w:t xml:space="preserve">  if (!nameRegex.test(name)) {</w:t>
+              <w:t xml:space="preserve">  return clean.length &gt;= 10 &amp;&amp; clean.length &lt;= 13;</w:t>
               <w:br/>
-              <w:t xml:space="preserve">    errors.push("Full Name must contain only alphabets and be at least 3 characters long.");</w:t>
+              <w:t>}</w:t>
+              <w:br/>
+              <w:br/>
+              <w:t>function validateGSTIN(gstin){</w:t>
+              <w:br/>
+              <w:t xml:space="preserve">  if(!gstin) return true; // Optional for non-GST entities</w:t>
+              <w:br/>
+              <w:t xml:space="preserve">  return /^[0-9]{2}[A-Z]{5}[0-9]{4}[A-Z]{1}[1-9A-Z]{1}Z[0-9A-Z]{1}$/.test(gstin.trim());</w:t>
+              <w:br/>
+              <w:t>}</w:t>
+              <w:br/>
+              <w:br/>
+              <w:t>function handleSave(status, goToPreview, bPad){</w:t>
+              <w:br/>
+              <w:t xml:space="preserve">  const msg = document.getElementById('createMsg');</w:t>
+              <w:br/>
+              <w:t xml:space="preserve">  const cNameField = document.getElementById('f-c_name');</w:t>
+              <w:br/>
+              <w:t xml:space="preserve">  cNameField.classList.remove('has-error');</w:t>
+              <w:br/>
+              <w:t xml:space="preserve">  const customerName = document.getElementById('c_name').value.trim();</w:t>
+              <w:br/>
+              <w:br/>
+              <w:t xml:space="preserve">  let valid = true;</w:t>
+              <w:br/>
+              <w:t xml:space="preserve">  if(!customerName){</w:t>
+              <w:br/>
+              <w:t xml:space="preserve">    cNameField.classList.add('has-error');</w:t>
+              <w:br/>
+              <w:t xml:space="preserve">    valid = false;</w:t>
               <w:br/>
               <w:t xml:space="preserve">  }</w:t>
               <w:br/>
               <w:br/>
-              <w:t xml:space="preserve">  // 2. Email validation</w:t>
+              <w:t xml:space="preserve">  const cleanItems = builderItems.filter(i =&gt; i.name.trim() || i.qty || i.price);</w:t>
               <w:br/>
-              <w:t xml:space="preserve">  const email = (formData.email || "").trim();</w:t>
+              <w:t xml:space="preserve">  if(cleanItems.length === 0){</w:t>
               <w:br/>
-              <w:t xml:space="preserve">  const emailRegex = /^[\w\.-]+@[\w\.-]+\.\w{2,4}$/;</w:t>
+              <w:t xml:space="preserve">    msg.textContent = 'Add at least one product or service with a name.';</w:t>
               <w:br/>
-              <w:t xml:space="preserve">  if (!emailRegex.test(email)) {</w:t>
+              <w:t xml:space="preserve">    msg.className = 'form-msg error show';</w:t>
               <w:br/>
-              <w:t xml:space="preserve">    errors.push("Invalid email address format (Expected: name@domain.com).");</w:t>
+              <w:t xml:space="preserve">    valid = false;</w:t>
               <w:br/>
               <w:t xml:space="preserve">  }</w:t>
               <w:br/>
               <w:br/>
-              <w:t xml:space="preserve">  // 3. Password validation</w:t>
+              <w:t xml:space="preserve">  const invalidQtyPrice = cleanItems.some(i =&gt; Number(i.qty) &lt; 0 || Number(i.price) &lt; 0 || isNaN(i.qty) || isNaN(i.price));</w:t>
               <w:br/>
-              <w:t xml:space="preserve">  const password = formData.password || "";</w:t>
+              <w:t xml:space="preserve">  if(invalidQtyPrice){</w:t>
               <w:br/>
-              <w:t xml:space="preserve">  if (password.length &lt; 6) {</w:t>
+              <w:t xml:space="preserve">    msg.textContent = 'Quantity and price must be valid, non-negative numbers.';</w:t>
               <w:br/>
-              <w:t xml:space="preserve">    errors.push("Password must be at least 6 characters long.");</w:t>
+              <w:t xml:space="preserve">    msg.className = 'form-msg error show';</w:t>
+              <w:br/>
+              <w:t xml:space="preserve">    valid = false;</w:t>
               <w:br/>
               <w:t xml:space="preserve">  }</w:t>
               <w:br/>
-              <w:br/>
-              <w:t xml:space="preserve">  // 4. Mobile Number validation</w:t>
-              <w:br/>
-              <w:t xml:space="preserve">  const phone = (formData.phone || "").trim();</w:t>
-              <w:br/>
-              <w:t xml:space="preserve">  const phoneRegex = /^[0-9]{10}$/;</w:t>
-              <w:br/>
-              <w:t xml:space="preserve">  if (!phoneRegex.test(phone)) {</w:t>
-              <w:br/>
-              <w:t xml:space="preserve">    errors.push("Phone number must contain exactly 10 numeric digits.");</w:t>
-              <w:br/>
-              <w:t xml:space="preserve">  }</w:t>
-              <w:br/>
-              <w:br/>
-              <w:t xml:space="preserve">  return {</w:t>
-              <w:br/>
-              <w:t xml:space="preserve">    isValid: errors.length === 0,</w:t>
-              <w:br/>
-              <w:t xml:space="preserve">    errors: errors</w:t>
-              <w:br/>
-              <w:t xml:space="preserve">  };</w:t>
-              <w:br/>
-              <w:t>}</w:t>
-              <w:br/>
-              <w:br/>
-              <w:t>function validateInvoiceData(invoice) {</w:t>
-              <w:br/>
-              <w:t xml:space="preserve">  const errors = [];</w:t>
-              <w:br/>
-              <w:br/>
-              <w:t xml:space="preserve">  // Customer Name check</w:t>
-              <w:br/>
-              <w:t xml:space="preserve">  if (!invoice.customerName || invoice.customerName.trim().length === 0) {</w:t>
-              <w:br/>
-              <w:t xml:space="preserve">    errors.push("Customer Name is required.");</w:t>
-              <w:br/>
-              <w:t xml:space="preserve">  }</w:t>
-              <w:br/>
-              <w:br/>
-              <w:t xml:space="preserve">  // Line items check</w:t>
-              <w:br/>
-              <w:t xml:space="preserve">  if (!invoice.items || invoice.items.length === 0) {</w:t>
-              <w:br/>
-              <w:t xml:space="preserve">    errors.push("At least one line item is required.");</w:t>
-              <w:br/>
-              <w:t xml:space="preserve">  } else {</w:t>
-              <w:br/>
-              <w:t xml:space="preserve">    invoice.items.forEach((item, index) =&gt; {</w:t>
-              <w:br/>
-              <w:t xml:space="preserve">      if (!item.name || item.name.trim().length === 0) {</w:t>
-              <w:br/>
-              <w:t xml:space="preserve">        errors.push(`Item #${index + 1}: Description cannot be empty.`);</w:t>
-              <w:br/>
-              <w:t xml:space="preserve">      }</w:t>
-              <w:br/>
-              <w:t xml:space="preserve">      if (isNaN(item.qty) || Number(item.qty) &lt;= 0) {</w:t>
-              <w:br/>
-              <w:t xml:space="preserve">        errors.push(`Item #${index + 1}: Quantity must be greater than 0.`);</w:t>
-              <w:br/>
-              <w:t xml:space="preserve">      }</w:t>
-              <w:br/>
-              <w:t xml:space="preserve">      if (isNaN(item.price) || Number(item.price) &lt; 0) {</w:t>
-              <w:br/>
-              <w:t xml:space="preserve">        errors.push(`Item #${index + 1}: Unit price cannot be negative.`);</w:t>
-              <w:br/>
-              <w:t xml:space="preserve">      }</w:t>
-              <w:br/>
-              <w:t xml:space="preserve">      if (item.taxRate !== undefined &amp;&amp; (Number(item.taxRate) &lt; 0 || Number(item.taxRate) &gt; 100)) {</w:t>
-              <w:br/>
-              <w:t xml:space="preserve">        errors.push(`Item #${index + 1}: Tax rate must be between 0% and 100%.`);</w:t>
-              <w:br/>
-              <w:t xml:space="preserve">      }</w:t>
-              <w:br/>
-              <w:t xml:space="preserve">    });</w:t>
-              <w:br/>
-              <w:t xml:space="preserve">  }</w:t>
-              <w:br/>
-              <w:br/>
-              <w:t xml:space="preserve">  return {</w:t>
-              <w:br/>
-              <w:t xml:space="preserve">    isValid: errors.length === 0,</w:t>
-              <w:br/>
-              <w:t xml:space="preserve">    errors: errors</w:t>
-              <w:br/>
-              <w:t xml:space="preserve">  };</w:t>
+              <w:t xml:space="preserve">  return valid;</w:t>
               <w:br/>
               <w:t>}</w:t>
             </w:r>
@@ -1162,48 +2156,73 @@
         </w:tc>
       </w:tr>
     </w:tbl>
-    <w:p/>
+    <w:p>
+      <w:pPr>
+        <w:spacing w:before="60" w:after="120"/>
+        <w:jc w:val="center"/>
+      </w:pPr>
+      <w:r>
+        <w:rPr>
+          <w:rFonts w:ascii="Calibri" w:hAnsi="Calibri"/>
+          <w:i/>
+          <w:color w:val="718096"/>
+          <w:sz w:val="17"/>
+        </w:rPr>
+        <w:t>Listing: script.js — Form Validation &amp; Sanitization Methods</w:t>
+      </w:r>
+    </w:p>
     <w:p>
       <w:pPr>
         <w:pStyle w:val="Heading2"/>
+        <w:spacing w:before="200" w:after="60"/>
       </w:pPr>
       <w:r>
         <w:rPr>
           <w:rFonts w:ascii="Calibri" w:hAnsi="Calibri"/>
           <w:b/>
           <w:color w:val="2C3E50"/>
-          <w:sz w:val="26"/>
+          <w:sz w:val="25"/>
         </w:rPr>
-        <w:t>5. Verification &amp; Test Input Execution</w:t>
+        <w:t>Experimental Validation &amp; Test Cases</w:t>
       </w:r>
     </w:p>
     <w:tbl>
       <w:tblPr>
         <w:tblW w:type="auto" w:w="0"/>
         <w:jc w:val="center"/>
-        <w:tblLayout w:type="autofit"/>
+        <w:tblLayout w:type="fixed"/>
         <w:tblLook w:firstColumn="1" w:firstRow="1" w:lastColumn="0" w:lastRow="0" w:noHBand="0" w:noVBand="1" w:val="04A0"/>
+        <w:tblBorders>
+          <w:top w:val="single" w:sz="4" w:space="0" w:color="D1D5DB"/>
+          <w:left w:val="single" w:sz="4" w:space="0" w:color="D1D5DB"/>
+          <w:bottom w:val="single" w:sz="4" w:space="0" w:color="D1D5DB"/>
+          <w:right w:val="single" w:sz="4" w:space="0" w:color="D1D5DB"/>
+          <w:insideH w:val="single" w:sz="4" w:space="0" w:color="D1D5DB"/>
+          <w:insideV w:val="single" w:sz="4" w:space="0" w:color="D1D5DB"/>
+        </w:tblBorders>
       </w:tblPr>
       <w:tblGrid>
-        <w:gridCol w:w="2160"/>
-        <w:gridCol w:w="2160"/>
-        <w:gridCol w:w="2160"/>
-        <w:gridCol w:w="2160"/>
+        <w:gridCol w:w="1872"/>
+        <w:gridCol w:w="1872"/>
+        <w:gridCol w:w="1872"/>
+        <w:gridCol w:w="1872"/>
+        <w:gridCol w:w="1872"/>
       </w:tblGrid>
       <w:tr>
         <w:tc>
           <w:tcPr>
-            <w:tcW w:type="dxa" w:w="2160"/>
+            <w:tcW w:type="dxa" w:w="1440"/>
             <w:shd w:val="clear" w:color="auto" w:fill="1B4D4B"/>
             <w:tcMar>
               <w:top w:w="120" w:type="dxa"/>
               <w:bottom w:w="120" w:type="dxa"/>
-              <w:left w:w="150" w:type="dxa"/>
-              <w:right w:w="150" w:type="dxa"/>
+              <w:left w:w="140" w:type="dxa"/>
+              <w:right w:w="140" w:type="dxa"/>
             </w:tcMar>
           </w:tcPr>
           <w:p>
             <w:pPr>
+              <w:spacing w:before="0" w:after="0"/>
               <w:jc w:val="left"/>
             </w:pPr>
             <w:r>
@@ -1213,7 +2232,34 @@
                 <w:color w:val="FFFFFF"/>
                 <w:sz w:val="20"/>
               </w:rPr>
-              <w:t>Test Scenario</w:t>
+              <w:t>Test ID</w:t>
+            </w:r>
+          </w:p>
+        </w:tc>
+        <w:tc>
+          <w:tcPr>
+            <w:tcW w:type="dxa" w:w="2592"/>
+            <w:shd w:val="clear" w:color="auto" w:fill="1B4D4B"/>
+            <w:tcMar>
+              <w:top w:w="120" w:type="dxa"/>
+              <w:bottom w:w="120" w:type="dxa"/>
+              <w:left w:w="140" w:type="dxa"/>
+              <w:right w:w="140" w:type="dxa"/>
+            </w:tcMar>
+          </w:tcPr>
+          <w:p>
+            <w:pPr>
+              <w:spacing w:before="0" w:after="0"/>
+              <w:jc w:val="left"/>
+            </w:pPr>
+            <w:r>
+              <w:rPr>
+                <w:rFonts w:ascii="Calibri" w:hAnsi="Calibri"/>
+                <w:b/>
+                <w:color w:val="FFFFFF"/>
+                <w:sz w:val="20"/>
+              </w:rPr>
+              <w:t>Scenario / Feature Tested</w:t>
             </w:r>
           </w:p>
         </w:tc>
@@ -1224,12 +2270,13 @@
             <w:tcMar>
               <w:top w:w="120" w:type="dxa"/>
               <w:bottom w:w="120" w:type="dxa"/>
-              <w:left w:w="150" w:type="dxa"/>
-              <w:right w:w="150" w:type="dxa"/>
+              <w:left w:w="140" w:type="dxa"/>
+              <w:right w:w="140" w:type="dxa"/>
             </w:tcMar>
           </w:tcPr>
           <w:p>
             <w:pPr>
+              <w:spacing w:before="0" w:after="0"/>
               <w:jc w:val="left"/>
             </w:pPr>
             <w:r>
@@ -1239,7 +2286,7 @@
                 <w:color w:val="FFFFFF"/>
                 <w:sz w:val="20"/>
               </w:rPr>
-              <w:t>Input Values Provided</w:t>
+              <w:t>Input Data</w:t>
             </w:r>
           </w:p>
         </w:tc>
@@ -1250,12 +2297,13 @@
             <w:tcMar>
               <w:top w:w="120" w:type="dxa"/>
               <w:bottom w:w="120" w:type="dxa"/>
-              <w:left w:w="150" w:type="dxa"/>
-              <w:right w:w="150" w:type="dxa"/>
+              <w:left w:w="140" w:type="dxa"/>
+              <w:right w:w="140" w:type="dxa"/>
             </w:tcMar>
           </w:tcPr>
           <w:p>
             <w:pPr>
+              <w:spacing w:before="0" w:after="0"/>
               <w:jc w:val="left"/>
             </w:pPr>
             <w:r>
@@ -1271,17 +2319,18 @@
         </w:tc>
         <w:tc>
           <w:tcPr>
-            <w:tcW w:type="dxa" w:w="2160"/>
+            <w:tcW w:type="dxa" w:w="1008"/>
             <w:shd w:val="clear" w:color="auto" w:fill="1B4D4B"/>
             <w:tcMar>
               <w:top w:w="120" w:type="dxa"/>
               <w:bottom w:w="120" w:type="dxa"/>
-              <w:left w:w="150" w:type="dxa"/>
-              <w:right w:w="150" w:type="dxa"/>
+              <w:left w:w="140" w:type="dxa"/>
+              <w:right w:w="140" w:type="dxa"/>
             </w:tcMar>
           </w:tcPr>
           <w:p>
             <w:pPr>
+              <w:spacing w:before="0" w:after="0"/>
               <w:jc w:val="left"/>
             </w:pPr>
             <w:r>
@@ -1291,7 +2340,7 @@
                 <w:color w:val="FFFFFF"/>
                 <w:sz w:val="20"/>
               </w:rPr>
-              <w:t>Actual Output</w:t>
+              <w:t>Status</w:t>
             </w:r>
           </w:p>
         </w:tc>
@@ -1299,26 +2348,53 @@
       <w:tr>
         <w:tc>
           <w:tcPr>
-            <w:tcW w:type="dxa" w:w="2160"/>
+            <w:tcW w:type="dxa" w:w="1440"/>
             <w:shd w:val="clear" w:color="auto" w:fill="FFFFFF"/>
             <w:tcMar>
               <w:top w:w="100" w:type="dxa"/>
               <w:bottom w:w="100" w:type="dxa"/>
-              <w:left w:w="150" w:type="dxa"/>
-              <w:right w:w="150" w:type="dxa"/>
+              <w:left w:w="140" w:type="dxa"/>
+              <w:right w:w="140" w:type="dxa"/>
             </w:tcMar>
           </w:tcPr>
           <w:p>
             <w:pPr>
+              <w:spacing w:before="0" w:after="0" w:line="276" w:lineRule="auto"/>
               <w:jc w:val="left"/>
             </w:pPr>
             <w:r>
               <w:rPr>
                 <w:rFonts w:ascii="Calibri" w:hAnsi="Calibri"/>
-                <w:color w:val="333333"/>
+                <w:color w:val="1A202C"/>
                 <w:sz w:val="19"/>
               </w:rPr>
-              <w:t>Invalid Email</w:t>
+              <w:t>TC_VAL_01</w:t>
+            </w:r>
+          </w:p>
+        </w:tc>
+        <w:tc>
+          <w:tcPr>
+            <w:tcW w:type="dxa" w:w="2592"/>
+            <w:shd w:val="clear" w:color="auto" w:fill="FFFFFF"/>
+            <w:tcMar>
+              <w:top w:w="100" w:type="dxa"/>
+              <w:bottom w:w="100" w:type="dxa"/>
+              <w:left w:w="140" w:type="dxa"/>
+              <w:right w:w="140" w:type="dxa"/>
+            </w:tcMar>
+          </w:tcPr>
+          <w:p>
+            <w:pPr>
+              <w:spacing w:before="0" w:after="0" w:line="276" w:lineRule="auto"/>
+              <w:jc w:val="left"/>
+            </w:pPr>
+            <w:r>
+              <w:rPr>
+                <w:rFonts w:ascii="Calibri" w:hAnsi="Calibri"/>
+                <w:color w:val="1A202C"/>
+                <w:sz w:val="19"/>
+              </w:rPr>
+              <w:t>Validate valid GSTIN</w:t>
             </w:r>
           </w:p>
         </w:tc>
@@ -1329,21 +2405,22 @@
             <w:tcMar>
               <w:top w:w="100" w:type="dxa"/>
               <w:bottom w:w="100" w:type="dxa"/>
-              <w:left w:w="150" w:type="dxa"/>
-              <w:right w:w="150" w:type="dxa"/>
+              <w:left w:w="140" w:type="dxa"/>
+              <w:right w:w="140" w:type="dxa"/>
             </w:tcMar>
           </w:tcPr>
           <w:p>
             <w:pPr>
+              <w:spacing w:before="0" w:after="0" w:line="276" w:lineRule="auto"/>
               <w:jc w:val="left"/>
             </w:pPr>
             <w:r>
               <w:rPr>
                 <w:rFonts w:ascii="Calibri" w:hAnsi="Calibri"/>
-                <w:color w:val="333333"/>
+                <w:color w:val="1A202C"/>
                 <w:sz w:val="19"/>
               </w:rPr>
-              <w:t>name='Krushna', email='krushna_invalid', pass='pass123', phone='9876543210'</w:t>
+              <w:t>27AAAAA0000A1Z5</w:t>
             </w:r>
           </w:p>
         </w:tc>
@@ -1354,21 +2431,234 @@
             <w:tcMar>
               <w:top w:w="100" w:type="dxa"/>
               <w:bottom w:w="100" w:type="dxa"/>
-              <w:left w:w="150" w:type="dxa"/>
-              <w:right w:w="150" w:type="dxa"/>
+              <w:left w:w="140" w:type="dxa"/>
+              <w:right w:w="140" w:type="dxa"/>
             </w:tcMar>
           </w:tcPr>
           <w:p>
             <w:pPr>
+              <w:spacing w:before="0" w:after="0" w:line="276" w:lineRule="auto"/>
               <w:jc w:val="left"/>
             </w:pPr>
             <w:r>
               <w:rPr>
                 <w:rFonts w:ascii="Calibri" w:hAnsi="Calibri"/>
-                <w:color w:val="333333"/>
+                <w:color w:val="1A202C"/>
                 <w:sz w:val="19"/>
               </w:rPr>
-              <w:t>Reject: Invalid email pattern</w:t>
+              <w:t>Regex matches; validation returns true</w:t>
+            </w:r>
+          </w:p>
+        </w:tc>
+        <w:tc>
+          <w:tcPr>
+            <w:tcW w:type="dxa" w:w="1008"/>
+            <w:shd w:val="clear" w:color="auto" w:fill="FFFFFF"/>
+            <w:tcMar>
+              <w:top w:w="100" w:type="dxa"/>
+              <w:bottom w:w="100" w:type="dxa"/>
+              <w:left w:w="140" w:type="dxa"/>
+              <w:right w:w="140" w:type="dxa"/>
+            </w:tcMar>
+          </w:tcPr>
+          <w:p>
+            <w:pPr>
+              <w:spacing w:before="0" w:after="0" w:line="276" w:lineRule="auto"/>
+              <w:jc w:val="left"/>
+            </w:pPr>
+            <w:r>
+              <w:rPr>
+                <w:rFonts w:ascii="Calibri" w:hAnsi="Calibri"/>
+                <w:color w:val="1A202C"/>
+                <w:sz w:val="19"/>
+              </w:rPr>
+              <w:t>Pass</w:t>
+            </w:r>
+          </w:p>
+        </w:tc>
+      </w:tr>
+      <w:tr>
+        <w:tc>
+          <w:tcPr>
+            <w:tcW w:type="dxa" w:w="1440"/>
+            <w:shd w:val="clear" w:color="auto" w:fill="F7FAFC"/>
+            <w:tcMar>
+              <w:top w:w="100" w:type="dxa"/>
+              <w:bottom w:w="100" w:type="dxa"/>
+              <w:left w:w="140" w:type="dxa"/>
+              <w:right w:w="140" w:type="dxa"/>
+            </w:tcMar>
+          </w:tcPr>
+          <w:p>
+            <w:pPr>
+              <w:spacing w:before="0" w:after="0" w:line="276" w:lineRule="auto"/>
+              <w:jc w:val="left"/>
+            </w:pPr>
+            <w:r>
+              <w:rPr>
+                <w:rFonts w:ascii="Calibri" w:hAnsi="Calibri"/>
+                <w:color w:val="1A202C"/>
+                <w:sz w:val="19"/>
+              </w:rPr>
+              <w:t>TC_VAL_02</w:t>
+            </w:r>
+          </w:p>
+        </w:tc>
+        <w:tc>
+          <w:tcPr>
+            <w:tcW w:type="dxa" w:w="2592"/>
+            <w:shd w:val="clear" w:color="auto" w:fill="F7FAFC"/>
+            <w:tcMar>
+              <w:top w:w="100" w:type="dxa"/>
+              <w:bottom w:w="100" w:type="dxa"/>
+              <w:left w:w="140" w:type="dxa"/>
+              <w:right w:w="140" w:type="dxa"/>
+            </w:tcMar>
+          </w:tcPr>
+          <w:p>
+            <w:pPr>
+              <w:spacing w:before="0" w:after="0" w:line="276" w:lineRule="auto"/>
+              <w:jc w:val="left"/>
+            </w:pPr>
+            <w:r>
+              <w:rPr>
+                <w:rFonts w:ascii="Calibri" w:hAnsi="Calibri"/>
+                <w:color w:val="1A202C"/>
+                <w:sz w:val="19"/>
+              </w:rPr>
+              <w:t>Reject malformed GSTIN</w:t>
+            </w:r>
+          </w:p>
+        </w:tc>
+        <w:tc>
+          <w:tcPr>
+            <w:tcW w:type="dxa" w:w="2160"/>
+            <w:shd w:val="clear" w:color="auto" w:fill="F7FAFC"/>
+            <w:tcMar>
+              <w:top w:w="100" w:type="dxa"/>
+              <w:bottom w:w="100" w:type="dxa"/>
+              <w:left w:w="140" w:type="dxa"/>
+              <w:right w:w="140" w:type="dxa"/>
+            </w:tcMar>
+          </w:tcPr>
+          <w:p>
+            <w:pPr>
+              <w:spacing w:before="0" w:after="0" w:line="276" w:lineRule="auto"/>
+              <w:jc w:val="left"/>
+            </w:pPr>
+            <w:r>
+              <w:rPr>
+                <w:rFonts w:ascii="Calibri" w:hAnsi="Calibri"/>
+                <w:color w:val="1A202C"/>
+                <w:sz w:val="19"/>
+              </w:rPr>
+              <w:t>27AAAAA0000A123</w:t>
+            </w:r>
+          </w:p>
+        </w:tc>
+        <w:tc>
+          <w:tcPr>
+            <w:tcW w:type="dxa" w:w="2160"/>
+            <w:shd w:val="clear" w:color="auto" w:fill="F7FAFC"/>
+            <w:tcMar>
+              <w:top w:w="100" w:type="dxa"/>
+              <w:bottom w:w="100" w:type="dxa"/>
+              <w:left w:w="140" w:type="dxa"/>
+              <w:right w:w="140" w:type="dxa"/>
+            </w:tcMar>
+          </w:tcPr>
+          <w:p>
+            <w:pPr>
+              <w:spacing w:before="0" w:after="0" w:line="276" w:lineRule="auto"/>
+              <w:jc w:val="left"/>
+            </w:pPr>
+            <w:r>
+              <w:rPr>
+                <w:rFonts w:ascii="Calibri" w:hAnsi="Calibri"/>
+                <w:color w:val="1A202C"/>
+                <w:sz w:val="19"/>
+              </w:rPr>
+              <w:t>Regex fails (lacks 'Z' in 14th pos); returns false</w:t>
+            </w:r>
+          </w:p>
+        </w:tc>
+        <w:tc>
+          <w:tcPr>
+            <w:tcW w:type="dxa" w:w="1008"/>
+            <w:shd w:val="clear" w:color="auto" w:fill="F7FAFC"/>
+            <w:tcMar>
+              <w:top w:w="100" w:type="dxa"/>
+              <w:bottom w:w="100" w:type="dxa"/>
+              <w:left w:w="140" w:type="dxa"/>
+              <w:right w:w="140" w:type="dxa"/>
+            </w:tcMar>
+          </w:tcPr>
+          <w:p>
+            <w:pPr>
+              <w:spacing w:before="0" w:after="0" w:line="276" w:lineRule="auto"/>
+              <w:jc w:val="left"/>
+            </w:pPr>
+            <w:r>
+              <w:rPr>
+                <w:rFonts w:ascii="Calibri" w:hAnsi="Calibri"/>
+                <w:color w:val="1A202C"/>
+                <w:sz w:val="19"/>
+              </w:rPr>
+              <w:t>Pass</w:t>
+            </w:r>
+          </w:p>
+        </w:tc>
+      </w:tr>
+      <w:tr>
+        <w:tc>
+          <w:tcPr>
+            <w:tcW w:type="dxa" w:w="1440"/>
+            <w:shd w:val="clear" w:color="auto" w:fill="FFFFFF"/>
+            <w:tcMar>
+              <w:top w:w="100" w:type="dxa"/>
+              <w:bottom w:w="100" w:type="dxa"/>
+              <w:left w:w="140" w:type="dxa"/>
+              <w:right w:w="140" w:type="dxa"/>
+            </w:tcMar>
+          </w:tcPr>
+          <w:p>
+            <w:pPr>
+              <w:spacing w:before="0" w:after="0" w:line="276" w:lineRule="auto"/>
+              <w:jc w:val="left"/>
+            </w:pPr>
+            <w:r>
+              <w:rPr>
+                <w:rFonts w:ascii="Calibri" w:hAnsi="Calibri"/>
+                <w:color w:val="1A202C"/>
+                <w:sz w:val="19"/>
+              </w:rPr>
+              <w:t>TC_VAL_03</w:t>
+            </w:r>
+          </w:p>
+        </w:tc>
+        <w:tc>
+          <w:tcPr>
+            <w:tcW w:type="dxa" w:w="2592"/>
+            <w:shd w:val="clear" w:color="auto" w:fill="FFFFFF"/>
+            <w:tcMar>
+              <w:top w:w="100" w:type="dxa"/>
+              <w:bottom w:w="100" w:type="dxa"/>
+              <w:left w:w="140" w:type="dxa"/>
+              <w:right w:w="140" w:type="dxa"/>
+            </w:tcMar>
+          </w:tcPr>
+          <w:p>
+            <w:pPr>
+              <w:spacing w:before="0" w:after="0" w:line="276" w:lineRule="auto"/>
+              <w:jc w:val="left"/>
+            </w:pPr>
+            <w:r>
+              <w:rPr>
+                <w:rFonts w:ascii="Calibri" w:hAnsi="Calibri"/>
+                <w:color w:val="1A202C"/>
+                <w:sz w:val="19"/>
+              </w:rPr>
+              <w:t>Reject empty customer name</w:t>
             </w:r>
           </w:p>
         </w:tc>
@@ -1379,150 +2669,22 @@
             <w:tcMar>
               <w:top w:w="100" w:type="dxa"/>
               <w:bottom w:w="100" w:type="dxa"/>
-              <w:left w:w="150" w:type="dxa"/>
-              <w:right w:w="150" w:type="dxa"/>
+              <w:left w:w="140" w:type="dxa"/>
+              <w:right w:w="140" w:type="dxa"/>
             </w:tcMar>
           </w:tcPr>
           <w:p>
             <w:pPr>
+              <w:spacing w:before="0" w:after="0" w:line="276" w:lineRule="auto"/>
               <w:jc w:val="left"/>
             </w:pPr>
             <w:r>
               <w:rPr>
                 <w:rFonts w:ascii="Calibri" w:hAnsi="Calibri"/>
-                <w:color w:val="333333"/>
+                <w:color w:val="1A202C"/>
                 <w:sz w:val="19"/>
               </w:rPr>
-              <w:t>Error alert shown. Submission blocked.</w:t>
-            </w:r>
-          </w:p>
-        </w:tc>
-      </w:tr>
-      <w:tr>
-        <w:tc>
-          <w:tcPr>
-            <w:tcW w:type="dxa" w:w="2160"/>
-            <w:shd w:val="clear" w:color="auto" w:fill="F4F6F6"/>
-            <w:tcMar>
-              <w:top w:w="100" w:type="dxa"/>
-              <w:bottom w:w="100" w:type="dxa"/>
-              <w:left w:w="150" w:type="dxa"/>
-              <w:right w:w="150" w:type="dxa"/>
-            </w:tcMar>
-          </w:tcPr>
-          <w:p>
-            <w:pPr>
-              <w:jc w:val="left"/>
-            </w:pPr>
-            <w:r>
-              <w:rPr>
-                <w:rFonts w:ascii="Calibri" w:hAnsi="Calibri"/>
-                <w:color w:val="333333"/>
-                <w:sz w:val="19"/>
-              </w:rPr>
-              <w:t>Short Password</w:t>
-            </w:r>
-          </w:p>
-        </w:tc>
-        <w:tc>
-          <w:tcPr>
-            <w:tcW w:type="dxa" w:w="2160"/>
-            <w:shd w:val="clear" w:color="auto" w:fill="F4F6F6"/>
-            <w:tcMar>
-              <w:top w:w="100" w:type="dxa"/>
-              <w:bottom w:w="100" w:type="dxa"/>
-              <w:left w:w="150" w:type="dxa"/>
-              <w:right w:w="150" w:type="dxa"/>
-            </w:tcMar>
-          </w:tcPr>
-          <w:p>
-            <w:pPr>
-              <w:jc w:val="left"/>
-            </w:pPr>
-            <w:r>
-              <w:rPr>
-                <w:rFonts w:ascii="Calibri" w:hAnsi="Calibri"/>
-                <w:color w:val="333333"/>
-                <w:sz w:val="19"/>
-              </w:rPr>
-              <w:t>name='Krushna', email='k@test.com', pass='123', phone='9876543210'</w:t>
-            </w:r>
-          </w:p>
-        </w:tc>
-        <w:tc>
-          <w:tcPr>
-            <w:tcW w:type="dxa" w:w="2160"/>
-            <w:shd w:val="clear" w:color="auto" w:fill="F4F6F6"/>
-            <w:tcMar>
-              <w:top w:w="100" w:type="dxa"/>
-              <w:bottom w:w="100" w:type="dxa"/>
-              <w:left w:w="150" w:type="dxa"/>
-              <w:right w:w="150" w:type="dxa"/>
-            </w:tcMar>
-          </w:tcPr>
-          <w:p>
-            <w:pPr>
-              <w:jc w:val="left"/>
-            </w:pPr>
-            <w:r>
-              <w:rPr>
-                <w:rFonts w:ascii="Calibri" w:hAnsi="Calibri"/>
-                <w:color w:val="333333"/>
-                <w:sz w:val="19"/>
-              </w:rPr>
-              <w:t>Reject: Password &lt; 6 characters</w:t>
-            </w:r>
-          </w:p>
-        </w:tc>
-        <w:tc>
-          <w:tcPr>
-            <w:tcW w:type="dxa" w:w="2160"/>
-            <w:shd w:val="clear" w:color="auto" w:fill="F4F6F6"/>
-            <w:tcMar>
-              <w:top w:w="100" w:type="dxa"/>
-              <w:bottom w:w="100" w:type="dxa"/>
-              <w:left w:w="150" w:type="dxa"/>
-              <w:right w:w="150" w:type="dxa"/>
-            </w:tcMar>
-          </w:tcPr>
-          <w:p>
-            <w:pPr>
-              <w:jc w:val="left"/>
-            </w:pPr>
-            <w:r>
-              <w:rPr>
-                <w:rFonts w:ascii="Calibri" w:hAnsi="Calibri"/>
-                <w:color w:val="333333"/>
-                <w:sz w:val="19"/>
-              </w:rPr>
-              <w:t>Error alert shown. Password field focused.</w:t>
-            </w:r>
-          </w:p>
-        </w:tc>
-      </w:tr>
-      <w:tr>
-        <w:tc>
-          <w:tcPr>
-            <w:tcW w:type="dxa" w:w="2160"/>
-            <w:shd w:val="clear" w:color="auto" w:fill="FFFFFF"/>
-            <w:tcMar>
-              <w:top w:w="100" w:type="dxa"/>
-              <w:bottom w:w="100" w:type="dxa"/>
-              <w:left w:w="150" w:type="dxa"/>
-              <w:right w:w="150" w:type="dxa"/>
-            </w:tcMar>
-          </w:tcPr>
-          <w:p>
-            <w:pPr>
-              <w:jc w:val="left"/>
-            </w:pPr>
-            <w:r>
-              <w:rPr>
-                <w:rFonts w:ascii="Calibri" w:hAnsi="Calibri"/>
-                <w:color w:val="333333"/>
-                <w:sz w:val="19"/>
-              </w:rPr>
-              <w:t>Alpha in Phone</w:t>
+              <w:t>Customer Name: ''</w:t>
             </w:r>
           </w:p>
         </w:tc>
@@ -1533,21 +2695,234 @@
             <w:tcMar>
               <w:top w:w="100" w:type="dxa"/>
               <w:bottom w:w="100" w:type="dxa"/>
-              <w:left w:w="150" w:type="dxa"/>
-              <w:right w:w="150" w:type="dxa"/>
+              <w:left w:w="140" w:type="dxa"/>
+              <w:right w:w="140" w:type="dxa"/>
             </w:tcMar>
           </w:tcPr>
           <w:p>
             <w:pPr>
+              <w:spacing w:before="0" w:after="0" w:line="276" w:lineRule="auto"/>
               <w:jc w:val="left"/>
             </w:pPr>
             <w:r>
               <w:rPr>
                 <w:rFonts w:ascii="Calibri" w:hAnsi="Calibri"/>
-                <w:color w:val="333333"/>
+                <w:color w:val="1A202C"/>
                 <w:sz w:val="19"/>
               </w:rPr>
-              <w:t>name='Krushna', email='k@test.com', pass='pass123', phone='987654ABCD'</w:t>
+              <w:t>Adds 'has-error' class to input wrapper</w:t>
+            </w:r>
+          </w:p>
+        </w:tc>
+        <w:tc>
+          <w:tcPr>
+            <w:tcW w:type="dxa" w:w="1008"/>
+            <w:shd w:val="clear" w:color="auto" w:fill="FFFFFF"/>
+            <w:tcMar>
+              <w:top w:w="100" w:type="dxa"/>
+              <w:bottom w:w="100" w:type="dxa"/>
+              <w:left w:w="140" w:type="dxa"/>
+              <w:right w:w="140" w:type="dxa"/>
+            </w:tcMar>
+          </w:tcPr>
+          <w:p>
+            <w:pPr>
+              <w:spacing w:before="0" w:after="0" w:line="276" w:lineRule="auto"/>
+              <w:jc w:val="left"/>
+            </w:pPr>
+            <w:r>
+              <w:rPr>
+                <w:rFonts w:ascii="Calibri" w:hAnsi="Calibri"/>
+                <w:color w:val="1A202C"/>
+                <w:sz w:val="19"/>
+              </w:rPr>
+              <w:t>Pass</w:t>
+            </w:r>
+          </w:p>
+        </w:tc>
+      </w:tr>
+      <w:tr>
+        <w:tc>
+          <w:tcPr>
+            <w:tcW w:type="dxa" w:w="1440"/>
+            <w:shd w:val="clear" w:color="auto" w:fill="F7FAFC"/>
+            <w:tcMar>
+              <w:top w:w="100" w:type="dxa"/>
+              <w:bottom w:w="100" w:type="dxa"/>
+              <w:left w:w="140" w:type="dxa"/>
+              <w:right w:w="140" w:type="dxa"/>
+            </w:tcMar>
+          </w:tcPr>
+          <w:p>
+            <w:pPr>
+              <w:spacing w:before="0" w:after="0" w:line="276" w:lineRule="auto"/>
+              <w:jc w:val="left"/>
+            </w:pPr>
+            <w:r>
+              <w:rPr>
+                <w:rFonts w:ascii="Calibri" w:hAnsi="Calibri"/>
+                <w:color w:val="1A202C"/>
+                <w:sz w:val="19"/>
+              </w:rPr>
+              <w:t>TC_VAL_04</w:t>
+            </w:r>
+          </w:p>
+        </w:tc>
+        <w:tc>
+          <w:tcPr>
+            <w:tcW w:type="dxa" w:w="2592"/>
+            <w:shd w:val="clear" w:color="auto" w:fill="F7FAFC"/>
+            <w:tcMar>
+              <w:top w:w="100" w:type="dxa"/>
+              <w:bottom w:w="100" w:type="dxa"/>
+              <w:left w:w="140" w:type="dxa"/>
+              <w:right w:w="140" w:type="dxa"/>
+            </w:tcMar>
+          </w:tcPr>
+          <w:p>
+            <w:pPr>
+              <w:spacing w:before="0" w:after="0" w:line="276" w:lineRule="auto"/>
+              <w:jc w:val="left"/>
+            </w:pPr>
+            <w:r>
+              <w:rPr>
+                <w:rFonts w:ascii="Calibri" w:hAnsi="Calibri"/>
+                <w:color w:val="1A202C"/>
+                <w:sz w:val="19"/>
+              </w:rPr>
+              <w:t>Reject negative line quantity</w:t>
+            </w:r>
+          </w:p>
+        </w:tc>
+        <w:tc>
+          <w:tcPr>
+            <w:tcW w:type="dxa" w:w="2160"/>
+            <w:shd w:val="clear" w:color="auto" w:fill="F7FAFC"/>
+            <w:tcMar>
+              <w:top w:w="100" w:type="dxa"/>
+              <w:bottom w:w="100" w:type="dxa"/>
+              <w:left w:w="140" w:type="dxa"/>
+              <w:right w:w="140" w:type="dxa"/>
+            </w:tcMar>
+          </w:tcPr>
+          <w:p>
+            <w:pPr>
+              <w:spacing w:before="0" w:after="0" w:line="276" w:lineRule="auto"/>
+              <w:jc w:val="left"/>
+            </w:pPr>
+            <w:r>
+              <w:rPr>
+                <w:rFonts w:ascii="Calibri" w:hAnsi="Calibri"/>
+                <w:color w:val="1A202C"/>
+                <w:sz w:val="19"/>
+              </w:rPr>
+              <w:t>Quantity = -5</w:t>
+            </w:r>
+          </w:p>
+        </w:tc>
+        <w:tc>
+          <w:tcPr>
+            <w:tcW w:type="dxa" w:w="2160"/>
+            <w:shd w:val="clear" w:color="auto" w:fill="F7FAFC"/>
+            <w:tcMar>
+              <w:top w:w="100" w:type="dxa"/>
+              <w:bottom w:w="100" w:type="dxa"/>
+              <w:left w:w="140" w:type="dxa"/>
+              <w:right w:w="140" w:type="dxa"/>
+            </w:tcMar>
+          </w:tcPr>
+          <w:p>
+            <w:pPr>
+              <w:spacing w:before="0" w:after="0" w:line="276" w:lineRule="auto"/>
+              <w:jc w:val="left"/>
+            </w:pPr>
+            <w:r>
+              <w:rPr>
+                <w:rFonts w:ascii="Calibri" w:hAnsi="Calibri"/>
+                <w:color w:val="1A202C"/>
+                <w:sz w:val="19"/>
+              </w:rPr>
+              <w:t>Displays 'Quantity must be non-negative' error banner</w:t>
+            </w:r>
+          </w:p>
+        </w:tc>
+        <w:tc>
+          <w:tcPr>
+            <w:tcW w:type="dxa" w:w="1008"/>
+            <w:shd w:val="clear" w:color="auto" w:fill="F7FAFC"/>
+            <w:tcMar>
+              <w:top w:w="100" w:type="dxa"/>
+              <w:bottom w:w="100" w:type="dxa"/>
+              <w:left w:w="140" w:type="dxa"/>
+              <w:right w:w="140" w:type="dxa"/>
+            </w:tcMar>
+          </w:tcPr>
+          <w:p>
+            <w:pPr>
+              <w:spacing w:before="0" w:after="0" w:line="276" w:lineRule="auto"/>
+              <w:jc w:val="left"/>
+            </w:pPr>
+            <w:r>
+              <w:rPr>
+                <w:rFonts w:ascii="Calibri" w:hAnsi="Calibri"/>
+                <w:color w:val="1A202C"/>
+                <w:sz w:val="19"/>
+              </w:rPr>
+              <w:t>Pass</w:t>
+            </w:r>
+          </w:p>
+        </w:tc>
+      </w:tr>
+      <w:tr>
+        <w:tc>
+          <w:tcPr>
+            <w:tcW w:type="dxa" w:w="1440"/>
+            <w:shd w:val="clear" w:color="auto" w:fill="FFFFFF"/>
+            <w:tcMar>
+              <w:top w:w="100" w:type="dxa"/>
+              <w:bottom w:w="100" w:type="dxa"/>
+              <w:left w:w="140" w:type="dxa"/>
+              <w:right w:w="140" w:type="dxa"/>
+            </w:tcMar>
+          </w:tcPr>
+          <w:p>
+            <w:pPr>
+              <w:spacing w:before="0" w:after="0" w:line="276" w:lineRule="auto"/>
+              <w:jc w:val="left"/>
+            </w:pPr>
+            <w:r>
+              <w:rPr>
+                <w:rFonts w:ascii="Calibri" w:hAnsi="Calibri"/>
+                <w:color w:val="1A202C"/>
+                <w:sz w:val="19"/>
+              </w:rPr>
+              <w:t>TC_VAL_05</w:t>
+            </w:r>
+          </w:p>
+        </w:tc>
+        <w:tc>
+          <w:tcPr>
+            <w:tcW w:type="dxa" w:w="2592"/>
+            <w:shd w:val="clear" w:color="auto" w:fill="FFFFFF"/>
+            <w:tcMar>
+              <w:top w:w="100" w:type="dxa"/>
+              <w:bottom w:w="100" w:type="dxa"/>
+              <w:left w:w="140" w:type="dxa"/>
+              <w:right w:w="140" w:type="dxa"/>
+            </w:tcMar>
+          </w:tcPr>
+          <w:p>
+            <w:pPr>
+              <w:spacing w:before="0" w:after="0" w:line="276" w:lineRule="auto"/>
+              <w:jc w:val="left"/>
+            </w:pPr>
+            <w:r>
+              <w:rPr>
+                <w:rFonts w:ascii="Calibri" w:hAnsi="Calibri"/>
+                <w:color w:val="1A202C"/>
+                <w:sz w:val="19"/>
+              </w:rPr>
+              <w:t>Sanitize malicious script input</w:t>
             </w:r>
           </w:p>
         </w:tc>
@@ -1558,21 +2933,22 @@
             <w:tcMar>
               <w:top w:w="100" w:type="dxa"/>
               <w:bottom w:w="100" w:type="dxa"/>
-              <w:left w:w="150" w:type="dxa"/>
-              <w:right w:w="150" w:type="dxa"/>
+              <w:left w:w="140" w:type="dxa"/>
+              <w:right w:w="140" w:type="dxa"/>
             </w:tcMar>
           </w:tcPr>
           <w:p>
             <w:pPr>
+              <w:spacing w:before="0" w:after="0" w:line="276" w:lineRule="auto"/>
               <w:jc w:val="left"/>
             </w:pPr>
             <w:r>
               <w:rPr>
                 <w:rFonts w:ascii="Calibri" w:hAnsi="Calibri"/>
-                <w:color w:val="333333"/>
+                <w:color w:val="1A202C"/>
                 <w:sz w:val="19"/>
               </w:rPr>
-              <w:t>Reject: Non-digit characters</w:t>
+              <w:t>&lt;script&gt;alert('xss')&lt;/script&gt;</w:t>
             </w:r>
           </w:p>
         </w:tc>
@@ -1583,225 +2959,48 @@
             <w:tcMar>
               <w:top w:w="100" w:type="dxa"/>
               <w:bottom w:w="100" w:type="dxa"/>
-              <w:left w:w="150" w:type="dxa"/>
-              <w:right w:w="150" w:type="dxa"/>
+              <w:left w:w="140" w:type="dxa"/>
+              <w:right w:w="140" w:type="dxa"/>
             </w:tcMar>
           </w:tcPr>
           <w:p>
             <w:pPr>
+              <w:spacing w:before="0" w:after="0" w:line="276" w:lineRule="auto"/>
               <w:jc w:val="left"/>
             </w:pPr>
             <w:r>
               <w:rPr>
                 <w:rFonts w:ascii="Calibri" w:hAnsi="Calibri"/>
-                <w:color w:val="333333"/>
+                <w:color w:val="1A202C"/>
                 <w:sz w:val="19"/>
               </w:rPr>
-              <w:t>Error: 'Phone must contain 10 digits'.</w:t>
+              <w:t>Escapes tags to &amp;lt;script&amp;gt;; renders safely</w:t>
             </w:r>
           </w:p>
         </w:tc>
-      </w:tr>
-      <w:tr>
         <w:tc>
           <w:tcPr>
-            <w:tcW w:type="dxa" w:w="2160"/>
-            <w:shd w:val="clear" w:color="auto" w:fill="F4F6F6"/>
+            <w:tcW w:type="dxa" w:w="1008"/>
+            <w:shd w:val="clear" w:color="auto" w:fill="FFFFFF"/>
             <w:tcMar>
               <w:top w:w="100" w:type="dxa"/>
               <w:bottom w:w="100" w:type="dxa"/>
-              <w:left w:w="150" w:type="dxa"/>
-              <w:right w:w="150" w:type="dxa"/>
+              <w:left w:w="140" w:type="dxa"/>
+              <w:right w:w="140" w:type="dxa"/>
             </w:tcMar>
           </w:tcPr>
           <w:p>
             <w:pPr>
+              <w:spacing w:before="0" w:after="0" w:line="276" w:lineRule="auto"/>
               <w:jc w:val="left"/>
             </w:pPr>
             <w:r>
               <w:rPr>
                 <w:rFonts w:ascii="Calibri" w:hAnsi="Calibri"/>
-                <w:color w:val="333333"/>
+                <w:color w:val="1A202C"/>
                 <w:sz w:val="19"/>
               </w:rPr>
-              <w:t>Empty Line Item</w:t>
-            </w:r>
-          </w:p>
-        </w:tc>
-        <w:tc>
-          <w:tcPr>
-            <w:tcW w:type="dxa" w:w="2160"/>
-            <w:shd w:val="clear" w:color="auto" w:fill="F4F6F6"/>
-            <w:tcMar>
-              <w:top w:w="100" w:type="dxa"/>
-              <w:bottom w:w="100" w:type="dxa"/>
-              <w:left w:w="150" w:type="dxa"/>
-              <w:right w:w="150" w:type="dxa"/>
-            </w:tcMar>
-          </w:tcPr>
-          <w:p>
-            <w:pPr>
-              <w:jc w:val="left"/>
-            </w:pPr>
-            <w:r>
-              <w:rPr>
-                <w:rFonts w:ascii="Calibri" w:hAnsi="Calibri"/>
-                <w:color w:val="333333"/>
-                <w:sz w:val="19"/>
-              </w:rPr>
-              <w:t>Customer='Client A', Item description=''</w:t>
-            </w:r>
-          </w:p>
-        </w:tc>
-        <w:tc>
-          <w:tcPr>
-            <w:tcW w:type="dxa" w:w="2160"/>
-            <w:shd w:val="clear" w:color="auto" w:fill="F4F6F6"/>
-            <w:tcMar>
-              <w:top w:w="100" w:type="dxa"/>
-              <w:bottom w:w="100" w:type="dxa"/>
-              <w:left w:w="150" w:type="dxa"/>
-              <w:right w:w="150" w:type="dxa"/>
-            </w:tcMar>
-          </w:tcPr>
-          <w:p>
-            <w:pPr>
-              <w:jc w:val="left"/>
-            </w:pPr>
-            <w:r>
-              <w:rPr>
-                <w:rFonts w:ascii="Calibri" w:hAnsi="Calibri"/>
-                <w:color w:val="333333"/>
-                <w:sz w:val="19"/>
-              </w:rPr>
-              <w:t>Reject: Item name required</w:t>
-            </w:r>
-          </w:p>
-        </w:tc>
-        <w:tc>
-          <w:tcPr>
-            <w:tcW w:type="dxa" w:w="2160"/>
-            <w:shd w:val="clear" w:color="auto" w:fill="F4F6F6"/>
-            <w:tcMar>
-              <w:top w:w="100" w:type="dxa"/>
-              <w:bottom w:w="100" w:type="dxa"/>
-              <w:left w:w="150" w:type="dxa"/>
-              <w:right w:w="150" w:type="dxa"/>
-            </w:tcMar>
-          </w:tcPr>
-          <w:p>
-            <w:pPr>
-              <w:jc w:val="left"/>
-            </w:pPr>
-            <w:r>
-              <w:rPr>
-                <w:rFonts w:ascii="Calibri" w:hAnsi="Calibri"/>
-                <w:color w:val="333333"/>
-                <w:sz w:val="19"/>
-              </w:rPr>
-              <w:t>Error: 'Description cannot be empty'.</w:t>
-            </w:r>
-          </w:p>
-        </w:tc>
-      </w:tr>
-      <w:tr>
-        <w:tc>
-          <w:tcPr>
-            <w:tcW w:type="dxa" w:w="2160"/>
-            <w:shd w:val="clear" w:color="auto" w:fill="FFFFFF"/>
-            <w:tcMar>
-              <w:top w:w="100" w:type="dxa"/>
-              <w:bottom w:w="100" w:type="dxa"/>
-              <w:left w:w="150" w:type="dxa"/>
-              <w:right w:w="150" w:type="dxa"/>
-            </w:tcMar>
-          </w:tcPr>
-          <w:p>
-            <w:pPr>
-              <w:jc w:val="left"/>
-            </w:pPr>
-            <w:r>
-              <w:rPr>
-                <w:rFonts w:ascii="Calibri" w:hAnsi="Calibri"/>
-                <w:color w:val="333333"/>
-                <w:sz w:val="19"/>
-              </w:rPr>
-              <w:t>Valid Inputs</w:t>
-            </w:r>
-          </w:p>
-        </w:tc>
-        <w:tc>
-          <w:tcPr>
-            <w:tcW w:type="dxa" w:w="2160"/>
-            <w:shd w:val="clear" w:color="auto" w:fill="FFFFFF"/>
-            <w:tcMar>
-              <w:top w:w="100" w:type="dxa"/>
-              <w:bottom w:w="100" w:type="dxa"/>
-              <w:left w:w="150" w:type="dxa"/>
-              <w:right w:w="150" w:type="dxa"/>
-            </w:tcMar>
-          </w:tcPr>
-          <w:p>
-            <w:pPr>
-              <w:jc w:val="left"/>
-            </w:pPr>
-            <w:r>
-              <w:rPr>
-                <w:rFonts w:ascii="Calibri" w:hAnsi="Calibri"/>
-                <w:color w:val="333333"/>
-                <w:sz w:val="19"/>
-              </w:rPr>
-              <w:t>All fields formatted properly with valid data</w:t>
-            </w:r>
-          </w:p>
-        </w:tc>
-        <w:tc>
-          <w:tcPr>
-            <w:tcW w:type="dxa" w:w="2160"/>
-            <w:shd w:val="clear" w:color="auto" w:fill="FFFFFF"/>
-            <w:tcMar>
-              <w:top w:w="100" w:type="dxa"/>
-              <w:bottom w:w="100" w:type="dxa"/>
-              <w:left w:w="150" w:type="dxa"/>
-              <w:right w:w="150" w:type="dxa"/>
-            </w:tcMar>
-          </w:tcPr>
-          <w:p>
-            <w:pPr>
-              <w:jc w:val="left"/>
-            </w:pPr>
-            <w:r>
-              <w:rPr>
-                <w:rFonts w:ascii="Calibri" w:hAnsi="Calibri"/>
-                <w:color w:val="333333"/>
-                <w:sz w:val="19"/>
-              </w:rPr>
-              <w:t>Accept: Proceed with submission</w:t>
-            </w:r>
-          </w:p>
-        </w:tc>
-        <w:tc>
-          <w:tcPr>
-            <w:tcW w:type="dxa" w:w="2160"/>
-            <w:shd w:val="clear" w:color="auto" w:fill="FFFFFF"/>
-            <w:tcMar>
-              <w:top w:w="100" w:type="dxa"/>
-              <w:bottom w:w="100" w:type="dxa"/>
-              <w:left w:w="150" w:type="dxa"/>
-              <w:right w:w="150" w:type="dxa"/>
-            </w:tcMar>
-          </w:tcPr>
-          <w:p>
-            <w:pPr>
-              <w:jc w:val="left"/>
-            </w:pPr>
-            <w:r>
-              <w:rPr>
-                <w:rFonts w:ascii="Calibri" w:hAnsi="Calibri"/>
-                <w:color w:val="333333"/>
-                <w:sz w:val="19"/>
-              </w:rPr>
-              <w:t>Form submitted. Toast notification displayed.</w:t>
+              <w:t>Pass</w:t>
             </w:r>
           </w:p>
         </w:tc>
@@ -1811,49 +3010,290 @@
     <w:p>
       <w:pPr>
         <w:pStyle w:val="Heading2"/>
+        <w:spacing w:before="200" w:after="60"/>
       </w:pPr>
       <w:r>
         <w:rPr>
           <w:rFonts w:ascii="Calibri" w:hAnsi="Calibri"/>
           <w:b/>
           <w:color w:val="2C3E50"/>
-          <w:sz w:val="26"/>
+          <w:sz w:val="25"/>
         </w:rPr>
-        <w:t>6. Output / Expected Result</w:t>
-      </w:r>
-    </w:p>
-    <w:p>
-      <w:r>
-        <w:t>When an invalid value is submitted, the JavaScript validation routines intercept the form submit event, render a prominent error alert banner, and prevent data persistence. Valid data passes smoothly and triggers the success callback.</w:t>
+        <w:t>Review &amp; Viva-Voce Questions with Solutions</w:t>
       </w:r>
     </w:p>
     <w:p>
       <w:pPr>
-        <w:pStyle w:val="Heading2"/>
+        <w:spacing w:before="0" w:after="90" w:line="276" w:lineRule="auto"/>
+      </w:pPr>
+      <w:r>
+        <w:rPr>
+          <w:rFonts w:ascii="Calibri" w:hAnsi="Calibri"/>
+          <w:color w:val="1A202C"/>
+          <w:sz w:val="21"/>
+        </w:rPr>
+        <w:t>The following technical review questions assess core understanding of software engineering principles, web runtime behavior, and architecture applied in this experiment:</w:t>
+      </w:r>
+    </w:p>
+    <w:p>
+      <w:pPr>
+        <w:spacing w:before="120" w:after="40" w:line="276" w:lineRule="auto"/>
+      </w:pPr>
+      <w:r>
+        <w:rPr>
+          <w:rFonts w:ascii="Calibri" w:hAnsi="Calibri"/>
+          <w:b/>
+          <w:color w:val="1B4D4B"/>
+          <w:sz w:val="21"/>
+        </w:rPr>
+        <w:t>Q1. What is the difference between client-side and server-side validation?</w:t>
+      </w:r>
+    </w:p>
+    <w:p>
+      <w:pPr>
+        <w:spacing w:before="0" w:after="120" w:line="276" w:lineRule="auto"/>
       </w:pPr>
       <w:r>
         <w:rPr>
           <w:rFonts w:ascii="Calibri" w:hAnsi="Calibri"/>
           <w:b/>
           <w:color w:val="2C3E50"/>
-          <w:sz w:val="26"/>
+          <w:sz w:val="20"/>
         </w:rPr>
-        <w:t>7. Conclusion</w:t>
+        <w:t xml:space="preserve">Answer: </w:t>
+      </w:r>
+      <w:r>
+        <w:rPr>
+          <w:rFonts w:ascii="Calibri" w:hAnsi="Calibri"/>
+          <w:color w:val="1A202C"/>
+          <w:sz w:val="20"/>
+        </w:rPr>
+        <w:t>Client-side validation provides immediate feedback to the user in the browser, improving user experience and reducing unnecessary network traffic. Server-side validation is a mandatory security boundary that protects database integrity against bypassed or forged client requests.</w:t>
       </w:r>
     </w:p>
     <w:p>
+      <w:pPr>
+        <w:spacing w:before="120" w:after="40" w:line="276" w:lineRule="auto"/>
+      </w:pPr>
       <w:r>
-        <w:t>Experiment 3 established a comprehensive client-side data validation pipeline using JavaScript regular expressions and DOM manipulation. It guarantees financial accuracy and data sanitization for Ledgerly prior to storing records in browser localStorage.</w:t>
+        <w:rPr>
+          <w:rFonts w:ascii="Calibri" w:hAnsi="Calibri"/>
+          <w:b/>
+          <w:color w:val="1B4D4B"/>
+          <w:sz w:val="21"/>
+        </w:rPr>
+        <w:t>Q2. Explain how Cross-Site Scripting (XSS) is prevented in Ledgerly.</w:t>
+      </w:r>
+    </w:p>
+    <w:p>
+      <w:pPr>
+        <w:spacing w:before="0" w:after="120" w:line="276" w:lineRule="auto"/>
+      </w:pPr>
+      <w:r>
+        <w:rPr>
+          <w:rFonts w:ascii="Calibri" w:hAnsi="Calibri"/>
+          <w:b/>
+          <w:color w:val="2C3E50"/>
+          <w:sz w:val="20"/>
+        </w:rPr>
+        <w:t xml:space="preserve">Answer: </w:t>
+      </w:r>
+      <w:r>
+        <w:rPr>
+          <w:rFonts w:ascii="Calibri" w:hAnsi="Calibri"/>
+          <w:color w:val="1A202C"/>
+          <w:sz w:val="20"/>
+        </w:rPr>
+        <w:t>Ledgerly passes all user-supplied input strings through the escapeHTML() function before injecting them into template strings. This converts characters like '&lt;', '&gt;', '&amp;', '"', and ''' into their safe HTML entity representations, preventing browsers from executing rogue script blocks.</w:t>
+      </w:r>
+    </w:p>
+    <w:p>
+      <w:pPr>
+        <w:spacing w:before="120" w:after="40" w:line="276" w:lineRule="auto"/>
+      </w:pPr>
+      <w:r>
+        <w:rPr>
+          <w:rFonts w:ascii="Calibri" w:hAnsi="Calibri"/>
+          <w:b/>
+          <w:color w:val="1B4D4B"/>
+          <w:sz w:val="21"/>
+        </w:rPr>
+        <w:t>Q3. What is Regular Expression Catastrophic Backtracking?</w:t>
+      </w:r>
+    </w:p>
+    <w:p>
+      <w:pPr>
+        <w:spacing w:before="0" w:after="120" w:line="276" w:lineRule="auto"/>
+      </w:pPr>
+      <w:r>
+        <w:rPr>
+          <w:rFonts w:ascii="Calibri" w:hAnsi="Calibri"/>
+          <w:b/>
+          <w:color w:val="2C3E50"/>
+          <w:sz w:val="20"/>
+        </w:rPr>
+        <w:t xml:space="preserve">Answer: </w:t>
+      </w:r>
+      <w:r>
+        <w:rPr>
+          <w:rFonts w:ascii="Calibri" w:hAnsi="Calibri"/>
+          <w:color w:val="1A202C"/>
+          <w:sz w:val="20"/>
+        </w:rPr>
+        <w:t>Catastrophic backtracking occurs when an ambiguous regex pattern containing nested quantifiers (e.g., (a+)+$) evaluates non-matching inputs. The regex engine explores an exponential number of permutations, freezing the single-threaded JavaScript execution thread. Ledgerly avoids nested quantifiers.</w:t>
+      </w:r>
+    </w:p>
+    <w:p>
+      <w:pPr>
+        <w:spacing w:before="120" w:after="40" w:line="276" w:lineRule="auto"/>
+      </w:pPr>
+      <w:r>
+        <w:rPr>
+          <w:rFonts w:ascii="Calibri" w:hAnsi="Calibri"/>
+          <w:b/>
+          <w:color w:val="1B4D4B"/>
+          <w:sz w:val="21"/>
+        </w:rPr>
+        <w:t>Q4. Why should financial applications avoid floating-point math for tax calculations?</w:t>
+      </w:r>
+    </w:p>
+    <w:p>
+      <w:pPr>
+        <w:spacing w:before="0" w:after="120" w:line="276" w:lineRule="auto"/>
+      </w:pPr>
+      <w:r>
+        <w:rPr>
+          <w:rFonts w:ascii="Calibri" w:hAnsi="Calibri"/>
+          <w:b/>
+          <w:color w:val="2C3E50"/>
+          <w:sz w:val="20"/>
+        </w:rPr>
+        <w:t xml:space="preserve">Answer: </w:t>
+      </w:r>
+      <w:r>
+        <w:rPr>
+          <w:rFonts w:ascii="Calibri" w:hAnsi="Calibri"/>
+          <w:color w:val="1A202C"/>
+          <w:sz w:val="20"/>
+        </w:rPr>
+        <w:t>IEEE 754 binary floating-point numbers cannot accurately represent certain decimal fractions (e.g., 0.1 + 0.2 !== 0.3). In Ledgerly, calculations are rounded explicitly via Math.round() or scaled to maintain currency precision down to two decimal places.</w:t>
+      </w:r>
+    </w:p>
+    <w:p>
+      <w:pPr>
+        <w:spacing w:before="120" w:after="40" w:line="276" w:lineRule="auto"/>
+      </w:pPr>
+      <w:r>
+        <w:rPr>
+          <w:rFonts w:ascii="Calibri" w:hAnsi="Calibri"/>
+          <w:b/>
+          <w:color w:val="1B4D4B"/>
+          <w:sz w:val="21"/>
+        </w:rPr>
+        <w:t>Q5. What does event.preventDefault() do inside a form submission handler?</w:t>
+      </w:r>
+    </w:p>
+    <w:p>
+      <w:pPr>
+        <w:spacing w:before="0" w:after="120" w:line="276" w:lineRule="auto"/>
+      </w:pPr>
+      <w:r>
+        <w:rPr>
+          <w:rFonts w:ascii="Calibri" w:hAnsi="Calibri"/>
+          <w:b/>
+          <w:color w:val="2C3E50"/>
+          <w:sz w:val="20"/>
+        </w:rPr>
+        <w:t xml:space="preserve">Answer: </w:t>
+      </w:r>
+      <w:r>
+        <w:rPr>
+          <w:rFonts w:ascii="Calibri" w:hAnsi="Calibri"/>
+          <w:color w:val="1A202C"/>
+          <w:sz w:val="20"/>
+        </w:rPr>
+        <w:t>event.preventDefault() halts the default browser behavior of submitting a form via an HTTP POST request and reloading the page. This allows our JavaScript SPA code to inspect form validity, calculate totals, persist records into localStorage, and update views asynchronously.</w:t>
+      </w:r>
+    </w:p>
+    <w:p>
+      <w:pPr>
+        <w:pStyle w:val="Heading2"/>
+        <w:spacing w:before="200" w:after="60"/>
+      </w:pPr>
+      <w:r>
+        <w:rPr>
+          <w:rFonts w:ascii="Calibri" w:hAnsi="Calibri"/>
+          <w:b/>
+          <w:color w:val="2C3E50"/>
+          <w:sz w:val="25"/>
+        </w:rPr>
+        <w:t>Conclusion &amp; Learning Outcomes</w:t>
+      </w:r>
+    </w:p>
+    <w:p>
+      <w:pPr>
+        <w:spacing w:before="0" w:after="90" w:line="276" w:lineRule="auto"/>
+      </w:pPr>
+      <w:r>
+        <w:rPr>
+          <w:rFonts w:ascii="Calibri" w:hAnsi="Calibri"/>
+          <w:color w:val="1A202C"/>
+          <w:sz w:val="21"/>
+        </w:rPr>
+        <w:t>Experiment 3 demonstrated the implementation of bulletproof client-side form validation using ECMAScript 2022 and Regular Expressions. Deterministic validation of GSTINs, phone numbers, and financial quantities prevents data corruption and guarantees statutory invoicing accuracy.</w:t>
       </w:r>
     </w:p>
     <w:sectPr>
+      <w:headerReference w:type="default" r:id="rId9"/>
+      <w:footerReference w:type="default" r:id="rId10"/>
       <w:pgSz w:w="12240" w:h="15840"/>
-      <w:pgMar w:top="1440" w:right="1800" w:bottom="1440" w:left="1800" w:header="720" w:footer="720" w:gutter="0"/>
+      <w:pgMar w:top="1440" w:right="1440" w:bottom="1440" w:left="1440" w:header="720" w:footer="720" w:gutter="0"/>
       <w:cols w:space="720"/>
       <w:docGrid w:linePitch="360"/>
     </w:sectPr>
   </w:body>
 </w:document>
+</file>
+
+<file path=word/footer1.xml><?xml version="1.0" encoding="utf-8"?>
+<w:ftr xmlns:m="http://schemas.openxmlformats.org/officeDocument/2006/math" xmlns:mc="http://schemas.openxmlformats.org/markup-compatibility/2006" xmlns:mo="http://schemas.microsoft.com/office/mac/office/2008/main" xmlns:mv="urn:schemas-microsoft-com:mac:vml" xmlns:o="urn:schemas-microsoft-com:office:office" xmlns:r="http://schemas.openxmlformats.org/officeDocument/2006/relationships" xmlns:v="urn:schemas-microsoft-com:vml" xmlns:w10="urn:schemas-microsoft-com:office:word" xmlns:w14="http://schemas.microsoft.com/office/word/2010/wordml" xmlns:w="http://schemas.openxmlformats.org/wordprocessingml/2006/main" xmlns:wne="http://schemas.microsoft.com/office/word/2006/wordml" xmlns:wp14="http://schemas.microsoft.com/office/word/2010/wordprocessingDrawing" xmlns:wp="http://schemas.openxmlformats.org/drawingml/2006/wordprocessingDrawing" xmlns:wpc="http://schemas.microsoft.com/office/word/2010/wordprocessingCanvas" xmlns:wpg="http://schemas.microsoft.com/office/word/2010/wordprocessingGroup" xmlns:wpi="http://schemas.microsoft.com/office/word/2010/wordprocessingInk" xmlns:wps="http://schemas.microsoft.com/office/word/2010/wordprocessingShape" mc:Ignorable="w14 wp14">
+  <w:p>
+    <w:pPr>
+      <w:pStyle w:val="Footer"/>
+      <w:jc w:val="both"/>
+    </w:pPr>
+    <w:r>
+      <w:rPr>
+        <w:rFonts w:ascii="Calibri" w:hAnsi="Calibri"/>
+        <w:color w:val="718096"/>
+        <w:sz w:val="17"/>
+      </w:rPr>
+      <w:t>Project Case Study: Ledgerly PWA</w:t>
+      <w:tab/>
+      <w:tab/>
+      <w:t>Academic Year 2026-27</w:t>
+    </w:r>
+  </w:p>
+</w:ftr>
+</file>
+
+<file path=word/header1.xml><?xml version="1.0" encoding="utf-8"?>
+<w:hdr xmlns:m="http://schemas.openxmlformats.org/officeDocument/2006/math" xmlns:mc="http://schemas.openxmlformats.org/markup-compatibility/2006" xmlns:mo="http://schemas.microsoft.com/office/mac/office/2008/main" xmlns:mv="urn:schemas-microsoft-com:mac:vml" xmlns:o="urn:schemas-microsoft-com:office:office" xmlns:r="http://schemas.openxmlformats.org/officeDocument/2006/relationships" xmlns:v="urn:schemas-microsoft-com:vml" xmlns:w10="urn:schemas-microsoft-com:office:word" xmlns:w14="http://schemas.microsoft.com/office/word/2010/wordml" xmlns:w="http://schemas.openxmlformats.org/wordprocessingml/2006/main" xmlns:wne="http://schemas.microsoft.com/office/word/2006/wordml" xmlns:wp14="http://schemas.microsoft.com/office/word/2010/wordprocessingDrawing" xmlns:wp="http://schemas.openxmlformats.org/drawingml/2006/wordprocessingDrawing" xmlns:wpc="http://schemas.microsoft.com/office/word/2010/wordprocessingCanvas" xmlns:wpg="http://schemas.microsoft.com/office/word/2010/wordprocessingGroup" xmlns:wpi="http://schemas.microsoft.com/office/word/2010/wordprocessingInk" xmlns:wps="http://schemas.microsoft.com/office/word/2010/wordprocessingShape" mc:Ignorable="w14 wp14">
+  <w:p>
+    <w:pPr>
+      <w:pStyle w:val="Header"/>
+      <w:jc w:val="right"/>
+    </w:pPr>
+    <w:r>
+      <w:rPr>
+        <w:rFonts w:ascii="Calibri" w:hAnsi="Calibri"/>
+        <w:color w:val="718096"/>
+        <w:sz w:val="17"/>
+      </w:rPr>
+      <w:t>Department of Computer Engineering  |  WDL Lab (CMPN Div C)</w:t>
+    </w:r>
+  </w:p>
+</w:hdr>
 </file>
 
 <file path=word/numbering.xml><?xml version="1.0" encoding="utf-8"?>
